--- a/Project 2/Project2.docx
+++ b/Project 2/Project2.docx
@@ -381,19 +381,7 @@
                                         <w:color w:val="4F81BD" w:themeColor="accent1"/>
                                         <w:lang w:val="el-GR"/>
                                       </w:rPr>
-                                      <w:t xml:space="preserve">Σπυρίδων </w:t>
-                                    </w:r>
-                                    <w:r>
-                                      <w:rPr>
-                                        <w:rFonts w:ascii="Calibri" w:hAnsi="Calibri"/>
-                                        <w:b/>
-                                        <w:bCs/>
-                                        <w:i/>
-                                        <w:iCs/>
-                                        <w:color w:val="4F81BD" w:themeColor="accent1"/>
-                                        <w:lang w:val="el-GR"/>
-                                      </w:rPr>
-                                      <w:t>Μανταδάκης (1100613) up1100613@ac.upatras.gr                               Φοιτητής 3ου έτους</w:t>
+                                      <w:t>Σπυρίδων Μανταδάκης (1100613) up1100613@ac.upatras.gr                               Φοιτητής 3ου έτους</w:t>
                                     </w:r>
                                   </w:p>
                                 </w:sdtContent>
@@ -468,19 +456,7 @@
                                   <w:color w:val="4F81BD" w:themeColor="accent1"/>
                                   <w:lang w:val="el-GR"/>
                                 </w:rPr>
-                                <w:t xml:space="preserve">Σπυρίδων </w:t>
-                              </w:r>
-                              <w:r>
-                                <w:rPr>
-                                  <w:rFonts w:ascii="Calibri" w:hAnsi="Calibri"/>
-                                  <w:b/>
-                                  <w:bCs/>
-                                  <w:i/>
-                                  <w:iCs/>
-                                  <w:color w:val="4F81BD" w:themeColor="accent1"/>
-                                  <w:lang w:val="el-GR"/>
-                                </w:rPr>
-                                <w:t>Μανταδάκης (1100613) up1100613@ac.upatras.gr                               Φοιτητής 3ου έτους</w:t>
+                                <w:t>Σπυρίδων Μανταδάκης (1100613) up1100613@ac.upatras.gr                               Φοιτητής 3ου έτους</w:t>
                               </w:r>
                             </w:p>
                           </w:sdtContent>
@@ -679,16 +655,7 @@
                                           <w:szCs w:val="72"/>
                                           <w:lang w:val="el-GR"/>
                                         </w:rPr>
-                                        <w:t xml:space="preserve">Προγραμματισμός </w:t>
-                                      </w:r>
-                                      <w:r>
-                                        <w:rPr>
-                                          <w:color w:val="FFFFFF" w:themeColor="background1"/>
-                                          <w:sz w:val="72"/>
-                                          <w:szCs w:val="72"/>
-                                          <w:lang w:val="el-GR"/>
-                                        </w:rPr>
-                                        <w:t>Συστημάτων</w:t>
+                                        <w:t>Προγραμματισμός Συστημάτων</w:t>
                                       </w:r>
                                     </w:sdtContent>
                                   </w:sdt>
@@ -907,16 +874,7 @@
                                     <w:szCs w:val="72"/>
                                     <w:lang w:val="el-GR"/>
                                   </w:rPr>
-                                  <w:t xml:space="preserve">Προγραμματισμός </w:t>
-                                </w:r>
-                                <w:r>
-                                  <w:rPr>
-                                    <w:color w:val="FFFFFF" w:themeColor="background1"/>
-                                    <w:sz w:val="72"/>
-                                    <w:szCs w:val="72"/>
-                                    <w:lang w:val="el-GR"/>
-                                  </w:rPr>
-                                  <w:t>Συστημάτων</w:t>
+                                  <w:t>Προγραμματισμός Συστημάτων</w:t>
                                 </w:r>
                               </w:sdtContent>
                             </w:sdt>
@@ -1089,7 +1047,23 @@
                 <w:noProof/>
                 <w:lang w:val="el-GR"/>
               </w:rPr>
-              <w:t>1. Εισαγωγή</w:t>
+              <w:t>1. Εισαγω</w:t>
+            </w:r>
+            <w:r>
+              <w:rPr>
+                <w:rStyle w:val="Hyperlink"/>
+                <w:noProof/>
+                <w:lang w:val="el-GR"/>
+              </w:rPr>
+              <w:t>γ</w:t>
+            </w:r>
+            <w:r>
+              <w:rPr>
+                <w:rStyle w:val="Hyperlink"/>
+                <w:noProof/>
+                <w:lang w:val="el-GR"/>
+              </w:rPr>
+              <w:t>ή</w:t>
             </w:r>
             <w:r>
               <w:rPr>
@@ -1163,7 +1137,23 @@
                 <w:noProof/>
                 <w:lang w:val="el-GR"/>
               </w:rPr>
-              <w:t>2. Περιγραφή σχεδιασμού και αλγορίθμου</w:t>
+              <w:t>2. Περιγραφ</w:t>
+            </w:r>
+            <w:r>
+              <w:rPr>
+                <w:rStyle w:val="Hyperlink"/>
+                <w:noProof/>
+                <w:lang w:val="el-GR"/>
+              </w:rPr>
+              <w:t>ή</w:t>
+            </w:r>
+            <w:r>
+              <w:rPr>
+                <w:rStyle w:val="Hyperlink"/>
+                <w:noProof/>
+                <w:lang w:val="el-GR"/>
+              </w:rPr>
+              <w:t xml:space="preserve"> σχεδιασμού και αλγορίθμου</w:t>
             </w:r>
             <w:r>
               <w:rPr>
@@ -1237,7 +1227,23 @@
                 <w:noProof/>
                 <w:lang w:val="el-GR"/>
               </w:rPr>
-              <w:t>3. Τεχνικές Λεπτομέρειες &amp; Διορθώσεις Κώδικα</w:t>
+              <w:t>3. Τεχνικές Λεπτομέρ</w:t>
+            </w:r>
+            <w:r>
+              <w:rPr>
+                <w:rStyle w:val="Hyperlink"/>
+                <w:noProof/>
+                <w:lang w:val="el-GR"/>
+              </w:rPr>
+              <w:t>ε</w:t>
+            </w:r>
+            <w:r>
+              <w:rPr>
+                <w:rStyle w:val="Hyperlink"/>
+                <w:noProof/>
+                <w:lang w:val="el-GR"/>
+              </w:rPr>
+              <w:t>ιες &amp; Διορθώσεις Κώδικα</w:t>
             </w:r>
             <w:r>
               <w:rPr>
@@ -1278,7 +1284,7 @@
                 <w:noProof/>
                 <w:webHidden/>
               </w:rPr>
-              <w:t>5</w:t>
+              <w:t>6</w:t>
             </w:r>
             <w:r>
               <w:rPr>
@@ -1352,7 +1358,7 @@
                 <w:noProof/>
                 <w:webHidden/>
               </w:rPr>
-              <w:t>6</w:t>
+              <w:t>8</w:t>
             </w:r>
             <w:r>
               <w:rPr>
@@ -1839,45 +1845,21 @@
     </w:p>
     <w:p>
       <w:pPr>
-        <w:rPr>
-          <w:lang w:val="el-GR"/>
-        </w:rPr>
-      </w:pPr>
-      <w:r>
-        <w:rPr>
-          <w:lang w:val="el-GR"/>
-        </w:rPr>
-        <w:t>Δεν</w:t>
-      </w:r>
-      <w:r>
-        <w:rPr>
-          <w:lang w:val="el-GR"/>
-        </w:rPr>
-        <w:t xml:space="preserve"> έχει υλοποιηθεί το ζητούμενο </w:t>
-      </w:r>
-      <w:r>
-        <w:t>bonus</w:t>
-      </w:r>
-      <w:r>
-        <w:rPr>
-          <w:lang w:val="el-GR"/>
-        </w:rPr>
-        <w:t xml:space="preserve"> όπου το </w:t>
-      </w:r>
-      <w:r>
-        <w:rPr>
-          <w:b/>
-          <w:bCs/>
-          <w:lang w:val="el-GR"/>
-        </w:rPr>
-        <w:t>κύριο νήμα (</w:t>
-      </w:r>
-      <w:r>
-        <w:rPr>
-          <w:b/>
-          <w:bCs/>
-        </w:rPr>
-        <w:t>main</w:t>
+        <w:numPr>
+          <w:ilvl w:val="0"/>
+          <w:numId w:val="19"/>
+        </w:numPr>
+        <w:rPr>
+          <w:lang w:val="el-GR"/>
+        </w:rPr>
+      </w:pPr>
+      <w:r>
+        <w:rPr>
+          <w:b/>
+          <w:bCs/>
+          <w:lang w:val="el-GR"/>
+        </w:rPr>
+        <w:t>Δύο επίπεδα παραλληλισμού</w:t>
       </w:r>
       <w:r>
         <w:rPr>
@@ -1891,8 +1873,62 @@
         <w:rPr>
           <w:b/>
           <w:bCs/>
-        </w:rPr>
-        <w:t>thread</w:t>
+          <w:lang w:val="el-GR"/>
+        </w:rPr>
+        <w:t>με ουρά εργασιών</w:t>
+      </w:r>
+      <w:r>
+        <w:rPr>
+          <w:b/>
+          <w:bCs/>
+          <w:lang w:val="el-GR"/>
+        </w:rPr>
+        <w:t xml:space="preserve"> (</w:t>
+      </w:r>
+      <w:r>
+        <w:rPr>
+          <w:b/>
+          <w:bCs/>
+        </w:rPr>
+        <w:t>ex</w:t>
+      </w:r>
+      <w:r>
+        <w:rPr>
+          <w:b/>
+          <w:bCs/>
+          <w:lang w:val="el-GR"/>
+        </w:rPr>
+        <w:t>02_</w:t>
+      </w:r>
+      <w:r>
+        <w:rPr>
+          <w:b/>
+          <w:bCs/>
+        </w:rPr>
+        <w:t>mc</w:t>
+      </w:r>
+      <w:r>
+        <w:rPr>
+          <w:b/>
+          <w:bCs/>
+          <w:lang w:val="el-GR"/>
+        </w:rPr>
+        <w:t>3</w:t>
+      </w:r>
+      <w:r>
+        <w:rPr>
+          <w:b/>
+          <w:bCs/>
+          <w:lang w:val="el-GR"/>
+        </w:rPr>
+        <w:t>.</w:t>
+      </w:r>
+      <w:r>
+        <w:rPr>
+          <w:b/>
+          <w:bCs/>
+        </w:rPr>
+        <w:t>c</w:t>
       </w:r>
       <w:r>
         <w:rPr>
@@ -1904,25 +1940,130 @@
       </w:r>
       <w:r>
         <w:rPr>
-          <w:lang w:val="el-GR"/>
-        </w:rPr>
-        <w:t xml:space="preserve"> της εφαρμογής συμμετέχει ενεργά στους υπολογισμούς, ώστε να αποφευχθεί η δημιουργία ενός επιπλέον νήματο</w:t>
-      </w:r>
-      <w:r>
-        <w:rPr>
-          <w:lang w:val="el-GR"/>
-        </w:rPr>
-        <w:t>ς</w:t>
+          <w:b/>
+          <w:bCs/>
+          <w:lang w:val="el-GR"/>
+        </w:rPr>
+        <w:t xml:space="preserve">: </w:t>
+      </w:r>
+      <w:r>
+        <w:rPr>
+          <w:lang w:val="el-GR"/>
+        </w:rPr>
+        <w:t xml:space="preserve">Όπως και </w:t>
+      </w:r>
+      <w:r>
+        <w:rPr>
+          <w:lang w:val="el-GR"/>
+        </w:rPr>
+        <w:t>σ</w:t>
+      </w:r>
+      <w:r>
+        <w:rPr>
+          <w:lang w:val="el-GR"/>
+        </w:rPr>
+        <w:t xml:space="preserve">το </w:t>
+      </w:r>
+      <w:r>
+        <w:t>ex</w:t>
+      </w:r>
+      <w:r>
+        <w:rPr>
+          <w:lang w:val="el-GR"/>
+        </w:rPr>
+        <w:t>02_</w:t>
+      </w:r>
+      <w:r>
+        <w:t>mc</w:t>
+      </w:r>
+      <w:r>
+        <w:rPr>
+          <w:lang w:val="el-GR"/>
+        </w:rPr>
+        <w:t>3</w:t>
       </w:r>
       <w:r>
         <w:rPr>
           <w:lang w:val="el-GR"/>
         </w:rPr>
         <w:t>.</w:t>
+      </w:r>
+      <w:r>
+        <w:t>c</w:t>
+      </w:r>
+      <w:r>
+        <w:rPr>
+          <w:lang w:val="el-GR"/>
+        </w:rPr>
+        <w:t xml:space="preserve"> </w:t>
+      </w:r>
+      <w:r>
+        <w:rPr>
+          <w:lang w:val="el-GR"/>
+        </w:rPr>
+        <w:t>αλλά με χρήση</w:t>
+      </w:r>
+      <w:r>
+        <w:rPr>
+          <w:lang w:val="el-GR"/>
+        </w:rPr>
+        <w:t xml:space="preserve"> δυναμικής</w:t>
+      </w:r>
+      <w:r>
+        <w:rPr>
+          <w:lang w:val="el-GR"/>
+        </w:rPr>
+        <w:t xml:space="preserve"> </w:t>
+      </w:r>
+      <w:r>
+        <w:rPr>
+          <w:lang w:val="el-GR"/>
+        </w:rPr>
+        <w:t xml:space="preserve">(Ουρά) </w:t>
+      </w:r>
+      <w:r>
+        <w:rPr>
+          <w:lang w:val="el-GR"/>
+        </w:rPr>
+        <w:t xml:space="preserve"> αντί στατικής ανάθεσης</w:t>
+      </w:r>
+      <w:r>
+        <w:rPr>
+          <w:lang w:val="el-GR"/>
+        </w:rPr>
+        <w:t xml:space="preserve"> (</w:t>
+      </w:r>
+      <w:r>
+        <w:t>Round</w:t>
+      </w:r>
+      <w:r>
+        <w:rPr>
+          <w:lang w:val="el-GR"/>
+        </w:rPr>
+        <w:t xml:space="preserve"> </w:t>
+      </w:r>
+      <w:r>
+        <w:t>Robin</w:t>
+      </w:r>
+      <w:r>
+        <w:rPr>
+          <w:lang w:val="el-GR"/>
+        </w:rPr>
+        <w:t>)</w:t>
+      </w:r>
+      <w:r>
+        <w:rPr>
+          <w:lang w:val="el-GR"/>
+        </w:rPr>
+        <w:t xml:space="preserve"> εργασιών σε νήματα.</w:t>
       </w:r>
     </w:p>
     <w:p>
       <w:pPr>
+        <w:numPr>
+          <w:ilvl w:val="0"/>
+          <w:numId w:val="19"/>
+        </w:numPr>
         <w:rPr>
           <w:lang w:val="el-GR"/>
         </w:rPr>
@@ -1934,6 +2075,83 @@
           <w:lang w:val="el-GR"/>
         </w:rPr>
       </w:pPr>
+      <w:r>
+        <w:rPr>
+          <w:lang w:val="el-GR"/>
+        </w:rPr>
+        <w:t>Δεν</w:t>
+      </w:r>
+      <w:r>
+        <w:rPr>
+          <w:lang w:val="el-GR"/>
+        </w:rPr>
+        <w:t xml:space="preserve"> έχει υλοποιηθεί το ζητούμενο </w:t>
+      </w:r>
+      <w:r>
+        <w:t>bonus</w:t>
+      </w:r>
+      <w:r>
+        <w:rPr>
+          <w:lang w:val="el-GR"/>
+        </w:rPr>
+        <w:t xml:space="preserve"> όπου το </w:t>
+      </w:r>
+      <w:r>
+        <w:rPr>
+          <w:b/>
+          <w:bCs/>
+          <w:lang w:val="el-GR"/>
+        </w:rPr>
+        <w:t>κύριο νήμα (</w:t>
+      </w:r>
+      <w:r>
+        <w:rPr>
+          <w:b/>
+          <w:bCs/>
+        </w:rPr>
+        <w:t>main</w:t>
+      </w:r>
+      <w:r>
+        <w:rPr>
+          <w:b/>
+          <w:bCs/>
+          <w:lang w:val="el-GR"/>
+        </w:rPr>
+        <w:t xml:space="preserve"> </w:t>
+      </w:r>
+      <w:r>
+        <w:rPr>
+          <w:b/>
+          <w:bCs/>
+        </w:rPr>
+        <w:t>thread</w:t>
+      </w:r>
+      <w:r>
+        <w:rPr>
+          <w:b/>
+          <w:bCs/>
+          <w:lang w:val="el-GR"/>
+        </w:rPr>
+        <w:t>)</w:t>
+      </w:r>
+      <w:r>
+        <w:rPr>
+          <w:lang w:val="el-GR"/>
+        </w:rPr>
+        <w:t xml:space="preserve"> της εφαρμογής συμμετέχει ενεργά στους υπολογισμούς, ώστε να αποφευχθεί η δημιουργία ενός επιπλέον νήματο</w:t>
+      </w:r>
+      <w:r>
+        <w:rPr>
+          <w:lang w:val="el-GR"/>
+        </w:rPr>
+        <w:t>ς</w:t>
+      </w:r>
+      <w:r>
+        <w:rPr>
+          <w:lang w:val="el-GR"/>
+        </w:rPr>
+        <w:t>.</w:t>
+      </w:r>
     </w:p>
     <w:p>
       <w:pPr>
@@ -1984,10 +2202,27 @@
         </w:rPr>
       </w:pPr>
     </w:p>
-    <w:p/>
-    <w:p/>
-    <w:p/>
-    <w:p/>
+    <w:p>
+      <w:pPr>
+        <w:rPr>
+          <w:lang w:val="el-GR"/>
+        </w:rPr>
+      </w:pPr>
+    </w:p>
+    <w:p>
+      <w:pPr>
+        <w:rPr>
+          <w:lang w:val="el-GR"/>
+        </w:rPr>
+      </w:pPr>
+    </w:p>
+    <w:p>
+      <w:pPr>
+        <w:rPr>
+          <w:lang w:val="el-GR"/>
+        </w:rPr>
+      </w:pPr>
+    </w:p>
     <w:p>
       <w:pPr>
         <w:pStyle w:val="Heading1"/>
@@ -3357,9 +3592,48 @@
     <w:p>
       <w:pPr>
         <w:rPr>
-          <w:lang w:val="el-GR"/>
-        </w:rPr>
-      </w:pPr>
+          <w:b/>
+          <w:bCs/>
+          <w:lang w:val="el-GR"/>
+        </w:rPr>
+      </w:pPr>
+      <w:r>
+        <w:rPr>
+          <w:b/>
+          <w:bCs/>
+        </w:rPr>
+        <w:t>ex</w:t>
+      </w:r>
+      <w:r>
+        <w:rPr>
+          <w:b/>
+          <w:bCs/>
+          <w:lang w:val="el-GR"/>
+        </w:rPr>
+        <w:t>02_</w:t>
+      </w:r>
+      <w:r>
+        <w:rPr>
+          <w:b/>
+          <w:bCs/>
+        </w:rPr>
+        <w:t>mc</w:t>
+      </w:r>
+      <w:r>
+        <w:rPr>
+          <w:b/>
+          <w:bCs/>
+          <w:lang w:val="el-GR"/>
+        </w:rPr>
+        <w:t>3.</w:t>
+      </w:r>
+      <w:r>
+        <w:rPr>
+          <w:b/>
+          <w:bCs/>
+        </w:rPr>
+        <w:t>c</w:t>
+      </w:r>
     </w:p>
     <w:p>
       <w:pPr>
@@ -3367,6 +3641,72 @@
           <w:lang w:val="el-GR"/>
         </w:rPr>
       </w:pPr>
+      <w:r>
+        <w:rPr>
+          <w:lang w:val="el-GR"/>
+        </w:rPr>
+        <w:t>Σε αυτή την προσέγγιση</w:t>
+      </w:r>
+      <w:r>
+        <w:rPr>
+          <w:lang w:val="el-GR"/>
+        </w:rPr>
+        <w:t>, βελτιστοποιήθηκε ο εξωτερικός παραλληλισμός (</w:t>
+      </w:r>
+      <w:r>
+        <w:t>Outer</w:t>
+      </w:r>
+      <w:r>
+        <w:rPr>
+          <w:lang w:val="el-GR"/>
+        </w:rPr>
+        <w:t xml:space="preserve"> </w:t>
+      </w:r>
+      <w:r>
+        <w:t>Parallelism</w:t>
+      </w:r>
+      <w:r>
+        <w:rPr>
+          <w:lang w:val="el-GR"/>
+        </w:rPr>
+        <w:t>) αντικαθιστώντας τη στατική ανάθεση (</w:t>
+      </w:r>
+      <w:r>
+        <w:t>Round</w:t>
+      </w:r>
+      <w:r>
+        <w:rPr>
+          <w:lang w:val="el-GR"/>
+        </w:rPr>
+        <w:t xml:space="preserve"> </w:t>
+      </w:r>
+      <w:r>
+        <w:t>Robin</w:t>
+      </w:r>
+      <w:r>
+        <w:rPr>
+          <w:lang w:val="el-GR"/>
+        </w:rPr>
+        <w:t>) με δυναμική ανάθεση μέσω ουράς εργασιών (</w:t>
+      </w:r>
+      <w:r>
+        <w:t>Task</w:t>
+      </w:r>
+      <w:r>
+        <w:rPr>
+          <w:lang w:val="el-GR"/>
+        </w:rPr>
+        <w:t xml:space="preserve"> </w:t>
+      </w:r>
+      <w:r>
+        <w:t>Queue</w:t>
+      </w:r>
+      <w:r>
+        <w:rPr>
+          <w:lang w:val="el-GR"/>
+        </w:rPr>
+        <w:t>).</w:t>
+      </w:r>
     </w:p>
     <w:p>
       <w:pPr>
@@ -3381,12 +3721,573 @@
           <w:lang w:val="el-GR"/>
         </w:rPr>
       </w:pPr>
+      <w:r>
+        <w:rPr>
+          <w:lang w:val="el-GR"/>
+        </w:rPr>
+        <w:t>Η ροή εκτέλεσης διαμορφώνεται ως εξής:</w:t>
+      </w:r>
     </w:p>
-    <w:p/>
-    <w:p/>
-    <w:p/>
-    <w:p/>
-    <w:p/>
+    <w:p>
+      <w:pPr>
+        <w:rPr>
+          <w:lang w:val="el-GR"/>
+        </w:rPr>
+      </w:pPr>
+      <w:r>
+        <w:rPr>
+          <w:b/>
+          <w:bCs/>
+          <w:lang w:val="el-GR"/>
+        </w:rPr>
+        <w:t>Ουρά Εργασιών:</w:t>
+      </w:r>
+      <w:r>
+        <w:rPr>
+          <w:lang w:val="el-GR"/>
+        </w:rPr>
+        <w:t xml:space="preserve"> Χρησιμοποιείται μια καθολική μεταβλητή </w:t>
+      </w:r>
+      <w:r>
+        <w:t>next</w:t>
+      </w:r>
+      <w:r>
+        <w:rPr>
+          <w:lang w:val="el-GR"/>
+        </w:rPr>
+        <w:t>_</w:t>
+      </w:r>
+      <w:r>
+        <w:t>task</w:t>
+      </w:r>
+      <w:r>
+        <w:rPr>
+          <w:lang w:val="el-GR"/>
+        </w:rPr>
+        <w:t>_</w:t>
+      </w:r>
+      <w:r>
+        <w:t>index</w:t>
+      </w:r>
+      <w:r>
+        <w:rPr>
+          <w:lang w:val="el-GR"/>
+        </w:rPr>
+        <w:t xml:space="preserve"> που δείχνει στο επόμενο διαθέσιμο </w:t>
+      </w:r>
+      <w:r>
+        <w:t>task</w:t>
+      </w:r>
+      <w:r>
+        <w:rPr>
+          <w:lang w:val="el-GR"/>
+        </w:rPr>
+        <w:t xml:space="preserve"> και προστατεύεται από ένα </w:t>
+      </w:r>
+      <w:r>
+        <w:t>mutex</w:t>
+      </w:r>
+      <w:r>
+        <w:rPr>
+          <w:lang w:val="el-GR"/>
+        </w:rPr>
+        <w:t xml:space="preserve"> (</w:t>
+      </w:r>
+      <w:r>
+        <w:t>queue</w:t>
+      </w:r>
+      <w:r>
+        <w:rPr>
+          <w:lang w:val="el-GR"/>
+        </w:rPr>
+        <w:t>_</w:t>
+      </w:r>
+      <w:r>
+        <w:t>mutex</w:t>
+      </w:r>
+      <w:r>
+        <w:rPr>
+          <w:lang w:val="el-GR"/>
+        </w:rPr>
+        <w:t>).</w:t>
+      </w:r>
+    </w:p>
+    <w:p>
+      <w:pPr>
+        <w:rPr>
+          <w:lang w:val="el-GR"/>
+        </w:rPr>
+      </w:pPr>
+    </w:p>
+    <w:p>
+      <w:pPr>
+        <w:rPr>
+          <w:lang w:val="el-GR"/>
+        </w:rPr>
+      </w:pPr>
+      <w:r>
+        <w:rPr>
+          <w:b/>
+          <w:bCs/>
+          <w:lang w:val="el-GR"/>
+        </w:rPr>
+        <w:t xml:space="preserve">Λειτουργία </w:t>
+      </w:r>
+      <w:r>
+        <w:rPr>
+          <w:b/>
+          <w:bCs/>
+          <w:lang w:val="el-GR"/>
+        </w:rPr>
+        <w:t xml:space="preserve">νημάτων </w:t>
+      </w:r>
+      <w:r>
+        <w:rPr>
+          <w:b/>
+          <w:bCs/>
+          <w:lang w:val="el-GR"/>
+        </w:rPr>
+        <w:t>Εργατών</w:t>
+      </w:r>
+      <w:r>
+        <w:rPr>
+          <w:b/>
+          <w:bCs/>
+          <w:lang w:val="el-GR"/>
+        </w:rPr>
+        <w:t xml:space="preserve"> </w:t>
+      </w:r>
+      <w:r>
+        <w:rPr>
+          <w:b/>
+          <w:bCs/>
+          <w:lang w:val="el-GR"/>
+        </w:rPr>
+        <w:t>(</w:t>
+      </w:r>
+      <w:r>
+        <w:rPr>
+          <w:b/>
+          <w:bCs/>
+        </w:rPr>
+        <w:t>Worker</w:t>
+      </w:r>
+      <w:r>
+        <w:rPr>
+          <w:b/>
+          <w:bCs/>
+          <w:lang w:val="el-GR"/>
+        </w:rPr>
+        <w:t xml:space="preserve"> </w:t>
+      </w:r>
+      <w:r>
+        <w:rPr>
+          <w:b/>
+          <w:bCs/>
+        </w:rPr>
+        <w:t>Threads</w:t>
+      </w:r>
+      <w:r>
+        <w:rPr>
+          <w:b/>
+          <w:bCs/>
+          <w:lang w:val="el-GR"/>
+        </w:rPr>
+        <w:t>):</w:t>
+      </w:r>
+    </w:p>
+    <w:p>
+      <w:pPr>
+        <w:rPr>
+          <w:lang w:val="el-GR"/>
+        </w:rPr>
+      </w:pPr>
+      <w:r>
+        <w:rPr>
+          <w:lang w:val="el-GR"/>
+        </w:rPr>
+        <w:t>Κάθε εξωτερικό νήμα εισέρχεται σε έναν βρόχο (</w:t>
+      </w:r>
+      <w:r>
+        <w:t>while</w:t>
+      </w:r>
+      <w:r>
+        <w:rPr>
+          <w:lang w:val="el-GR"/>
+        </w:rPr>
+        <w:t>(1)).</w:t>
+      </w:r>
+    </w:p>
+    <w:p>
+      <w:pPr>
+        <w:rPr>
+          <w:lang w:val="el-GR"/>
+        </w:rPr>
+      </w:pPr>
+      <w:r>
+        <w:rPr>
+          <w:lang w:val="el-GR"/>
+        </w:rPr>
+        <w:t xml:space="preserve">Κλειδώνει το </w:t>
+      </w:r>
+      <w:r>
+        <w:t>queue</w:t>
+      </w:r>
+      <w:r>
+        <w:rPr>
+          <w:lang w:val="el-GR"/>
+        </w:rPr>
+        <w:t>_</w:t>
+      </w:r>
+      <w:r>
+        <w:t>mutex</w:t>
+      </w:r>
+      <w:r>
+        <w:rPr>
+          <w:lang w:val="el-GR"/>
+        </w:rPr>
+        <w:t xml:space="preserve">, διαβάζει και αυξάνει τον δείκτη </w:t>
+      </w:r>
+      <w:r>
+        <w:t>next</w:t>
+      </w:r>
+      <w:r>
+        <w:rPr>
+          <w:lang w:val="el-GR"/>
+        </w:rPr>
+        <w:t>_</w:t>
+      </w:r>
+      <w:r>
+        <w:t>task</w:t>
+      </w:r>
+      <w:r>
+        <w:rPr>
+          <w:lang w:val="el-GR"/>
+        </w:rPr>
+        <w:t>_</w:t>
+      </w:r>
+      <w:r>
+        <w:t>index</w:t>
+      </w:r>
+      <w:r>
+        <w:rPr>
+          <w:lang w:val="el-GR"/>
+        </w:rPr>
+        <w:t xml:space="preserve"> για να δεσμεύσει το τρέχον </w:t>
+      </w:r>
+      <w:r>
+        <w:t>task</w:t>
+      </w:r>
+      <w:r>
+        <w:rPr>
+          <w:lang w:val="el-GR"/>
+        </w:rPr>
+        <w:t>, και ξεκλειδώνει αμέσως.</w:t>
+      </w:r>
+    </w:p>
+    <w:p>
+      <w:pPr>
+        <w:rPr>
+          <w:lang w:val="el-GR"/>
+        </w:rPr>
+      </w:pPr>
+      <w:r>
+        <w:rPr>
+          <w:lang w:val="el-GR"/>
+        </w:rPr>
+        <w:lastRenderedPageBreak/>
+        <w:t xml:space="preserve">Αν ο δείκτη ξεπεράσει το πλήθος των </w:t>
+      </w:r>
+      <w:r>
+        <w:t>tasks</w:t>
+      </w:r>
+      <w:r>
+        <w:rPr>
+          <w:lang w:val="el-GR"/>
+        </w:rPr>
+        <w:t>, το νήμα τερματίζει.</w:t>
+      </w:r>
+    </w:p>
+    <w:p>
+      <w:pPr>
+        <w:rPr>
+          <w:lang w:val="el-GR"/>
+        </w:rPr>
+      </w:pPr>
+      <w:r>
+        <w:rPr>
+          <w:lang w:val="el-GR"/>
+        </w:rPr>
+        <w:t xml:space="preserve">Αν αναλάβει </w:t>
+      </w:r>
+      <w:r>
+        <w:t>task</w:t>
+      </w:r>
+      <w:r>
+        <w:rPr>
+          <w:lang w:val="el-GR"/>
+        </w:rPr>
+        <w:t xml:space="preserve">, εκτελεί τον υπολογισμό </w:t>
+      </w:r>
+      <w:r>
+        <w:t>Monte</w:t>
+      </w:r>
+      <w:r>
+        <w:rPr>
+          <w:lang w:val="el-GR"/>
+        </w:rPr>
+        <w:t xml:space="preserve"> </w:t>
+      </w:r>
+      <w:r>
+        <w:t>Carlo</w:t>
+      </w:r>
+      <w:r>
+        <w:rPr>
+          <w:lang w:val="el-GR"/>
+        </w:rPr>
+        <w:t xml:space="preserve"> καλώντας εσωτερικά </w:t>
+      </w:r>
+      <w:r>
+        <w:t>T</w:t>
+      </w:r>
+      <w:r>
+        <w:rPr>
+          <w:lang w:val="el-GR"/>
+        </w:rPr>
+        <w:t xml:space="preserve"> νήματα (όπως και στο </w:t>
+      </w:r>
+      <w:r>
+        <w:t>ex</w:t>
+      </w:r>
+      <w:r>
+        <w:rPr>
+          <w:lang w:val="el-GR"/>
+        </w:rPr>
+        <w:t>02_</w:t>
+      </w:r>
+      <w:r>
+        <w:t>mc</w:t>
+      </w:r>
+      <w:r>
+        <w:rPr>
+          <w:lang w:val="el-GR"/>
+        </w:rPr>
+        <w:t>2), και επιστρέφει στην ουρά για να ζητήσει νέα εργασία.</w:t>
+      </w:r>
+    </w:p>
+    <w:p>
+      <w:pPr>
+        <w:rPr>
+          <w:lang w:val="el-GR"/>
+        </w:rPr>
+      </w:pPr>
+      <w:r>
+        <w:rPr>
+          <w:lang w:val="el-GR"/>
+        </w:rPr>
+        <w:t xml:space="preserve">Η προσέγγιση αυτή επιτυγχάνει καλύτερη </w:t>
+      </w:r>
+      <w:r>
+        <w:rPr>
+          <w:b/>
+          <w:bCs/>
+          <w:lang w:val="el-GR"/>
+        </w:rPr>
+        <w:t>εξισορρόπηση φόρτου (</w:t>
+      </w:r>
+      <w:r>
+        <w:rPr>
+          <w:b/>
+          <w:bCs/>
+        </w:rPr>
+        <w:t>Load</w:t>
+      </w:r>
+      <w:r>
+        <w:rPr>
+          <w:b/>
+          <w:bCs/>
+          <w:lang w:val="el-GR"/>
+        </w:rPr>
+        <w:t xml:space="preserve"> </w:t>
+      </w:r>
+      <w:r>
+        <w:rPr>
+          <w:b/>
+          <w:bCs/>
+        </w:rPr>
+        <w:t>Balancing</w:t>
+      </w:r>
+      <w:r>
+        <w:rPr>
+          <w:b/>
+          <w:bCs/>
+          <w:lang w:val="el-GR"/>
+        </w:rPr>
+        <w:t>)</w:t>
+      </w:r>
+      <w:r>
+        <w:rPr>
+          <w:lang w:val="el-GR"/>
+        </w:rPr>
+        <w:t xml:space="preserve">. Εάν ένα </w:t>
+      </w:r>
+      <w:r>
+        <w:t>task</w:t>
+      </w:r>
+      <w:r>
+        <w:rPr>
+          <w:lang w:val="el-GR"/>
+        </w:rPr>
+        <w:t xml:space="preserve"> ολοκληρωθεί γρήγορα</w:t>
+      </w:r>
+      <w:r>
+        <w:rPr>
+          <w:lang w:val="el-GR"/>
+        </w:rPr>
+        <w:t xml:space="preserve">, </w:t>
+      </w:r>
+      <w:r>
+        <w:rPr>
+          <w:lang w:val="el-GR"/>
+        </w:rPr>
+        <w:t xml:space="preserve">το νήμα δεν μένει αδρανές αλλά αναλαμβάνει αμέσως το επόμενο διαθέσιμο </w:t>
+      </w:r>
+      <w:r>
+        <w:t>task</w:t>
+      </w:r>
+      <w:r>
+        <w:rPr>
+          <w:lang w:val="el-GR"/>
+        </w:rPr>
+        <w:t>, σε αντίθεση με τη στατική ανάθεση όπου θα περίμενε τη σειρά του.</w:t>
+      </w:r>
+    </w:p>
+    <w:p>
+      <w:pPr>
+        <w:rPr>
+          <w:lang w:val="el-GR"/>
+        </w:rPr>
+      </w:pPr>
+    </w:p>
+    <w:p>
+      <w:pPr>
+        <w:rPr>
+          <w:lang w:val="el-GR"/>
+        </w:rPr>
+      </w:pPr>
+    </w:p>
+    <w:p>
+      <w:pPr>
+        <w:rPr>
+          <w:lang w:val="el-GR"/>
+        </w:rPr>
+      </w:pPr>
+    </w:p>
+    <w:p>
+      <w:pPr>
+        <w:rPr>
+          <w:lang w:val="el-GR"/>
+        </w:rPr>
+      </w:pPr>
+    </w:p>
+    <w:p>
+      <w:pPr>
+        <w:rPr>
+          <w:lang w:val="el-GR"/>
+        </w:rPr>
+      </w:pPr>
+    </w:p>
+    <w:p>
+      <w:pPr>
+        <w:rPr>
+          <w:lang w:val="el-GR"/>
+        </w:rPr>
+      </w:pPr>
+    </w:p>
+    <w:p>
+      <w:pPr>
+        <w:rPr>
+          <w:lang w:val="el-GR"/>
+        </w:rPr>
+      </w:pPr>
+    </w:p>
+    <w:p>
+      <w:pPr>
+        <w:rPr>
+          <w:lang w:val="el-GR"/>
+        </w:rPr>
+      </w:pPr>
+    </w:p>
+    <w:p>
+      <w:pPr>
+        <w:rPr>
+          <w:lang w:val="el-GR"/>
+        </w:rPr>
+      </w:pPr>
+    </w:p>
+    <w:p>
+      <w:pPr>
+        <w:rPr>
+          <w:lang w:val="el-GR"/>
+        </w:rPr>
+      </w:pPr>
+    </w:p>
+    <w:p>
+      <w:pPr>
+        <w:rPr>
+          <w:lang w:val="el-GR"/>
+        </w:rPr>
+      </w:pPr>
+    </w:p>
+    <w:p>
+      <w:pPr>
+        <w:rPr>
+          <w:lang w:val="el-GR"/>
+        </w:rPr>
+      </w:pPr>
+    </w:p>
+    <w:p>
+      <w:pPr>
+        <w:rPr>
+          <w:lang w:val="el-GR"/>
+        </w:rPr>
+      </w:pPr>
+    </w:p>
+    <w:p>
+      <w:pPr>
+        <w:rPr>
+          <w:lang w:val="el-GR"/>
+        </w:rPr>
+      </w:pPr>
+    </w:p>
+    <w:p>
+      <w:pPr>
+        <w:rPr>
+          <w:lang w:val="el-GR"/>
+        </w:rPr>
+      </w:pPr>
+    </w:p>
+    <w:p>
+      <w:pPr>
+        <w:rPr>
+          <w:lang w:val="el-GR"/>
+        </w:rPr>
+      </w:pPr>
+    </w:p>
+    <w:p>
+      <w:pPr>
+        <w:rPr>
+          <w:lang w:val="el-GR"/>
+        </w:rPr>
+      </w:pPr>
+    </w:p>
+    <w:p>
+      <w:pPr>
+        <w:rPr>
+          <w:lang w:val="el-GR"/>
+        </w:rPr>
+      </w:pPr>
+    </w:p>
     <w:p>
       <w:pPr>
         <w:rPr>
@@ -3446,12 +4347,6 @@
           <w:lang w:val="el-GR"/>
         </w:rPr>
       </w:pPr>
-      <w:r>
-        <w:rPr>
-          <w:lang w:val="el-GR"/>
-        </w:rPr>
-        <w:t>Κατά την υλοποίηση αντιμετωπίστηκαν και επιλύθηκαν τα εξής:</w:t>
-      </w:r>
     </w:p>
     <w:p>
       <w:pPr>
@@ -3463,398 +4358,21 @@
     <w:p>
       <w:pPr>
         <w:rPr>
-          <w:b/>
-          <w:bCs/>
-          <w:lang w:val="el-GR"/>
-        </w:rPr>
-      </w:pPr>
-      <w:r>
-        <w:rPr>
-          <w:b/>
-          <w:bCs/>
-          <w:lang w:val="el-GR"/>
-        </w:rPr>
-        <w:t>Γεννήτρια Τυχαίων Αριθμών &amp; Ασφάλεια Νημάτων (</w:t>
-      </w:r>
-      <w:r>
-        <w:rPr>
-          <w:b/>
-          <w:bCs/>
-        </w:rPr>
-        <w:t>Thread</w:t>
-      </w:r>
-      <w:r>
-        <w:rPr>
-          <w:b/>
-          <w:bCs/>
-          <w:lang w:val="el-GR"/>
-        </w:rPr>
-        <w:t xml:space="preserve"> </w:t>
-      </w:r>
-      <w:r>
-        <w:rPr>
-          <w:b/>
-          <w:bCs/>
-        </w:rPr>
-        <w:t>Safety</w:t>
-      </w:r>
-      <w:r>
-        <w:rPr>
-          <w:b/>
-          <w:bCs/>
-          <w:lang w:val="el-GR"/>
-        </w:rPr>
-        <w:t>)</w:t>
-      </w:r>
-      <w:r>
-        <w:rPr>
-          <w:b/>
-          <w:bCs/>
-          <w:lang w:val="el-GR"/>
-        </w:rPr>
-        <w:t xml:space="preserve">: </w:t>
-      </w:r>
-      <w:r>
-        <w:rPr>
-          <w:lang w:val="el-GR"/>
-        </w:rPr>
-        <w:t xml:space="preserve">Για την παραγωγή τυχαίων αριθμών δεν χρησιμοποιήθηκε η </w:t>
-      </w:r>
-      <w:proofErr w:type="spellStart"/>
-      <w:r>
-        <w:t>drand</w:t>
-      </w:r>
-      <w:proofErr w:type="spellEnd"/>
-      <w:r>
-        <w:rPr>
-          <w:lang w:val="el-GR"/>
-        </w:rPr>
-        <w:t>48(), καθώς αυτές χρησιμοποιούν καθολική κατάσταση (</w:t>
-      </w:r>
-      <w:r>
-        <w:t>global</w:t>
-      </w:r>
-      <w:r>
-        <w:rPr>
-          <w:lang w:val="el-GR"/>
-        </w:rPr>
-        <w:t xml:space="preserve"> </w:t>
-      </w:r>
-      <w:r>
-        <w:t>state</w:t>
-      </w:r>
-      <w:r>
-        <w:rPr>
-          <w:lang w:val="el-GR"/>
-        </w:rPr>
-        <w:t>) και δεν είναι ασφαλείς για πολυνηματική εκτέλεση (</w:t>
-      </w:r>
-      <w:r>
-        <w:t>not</w:t>
-      </w:r>
-      <w:r>
-        <w:rPr>
-          <w:lang w:val="el-GR"/>
-        </w:rPr>
-        <w:t xml:space="preserve"> </w:t>
-      </w:r>
-      <w:r>
-        <w:t>thread</w:t>
-      </w:r>
-      <w:r>
-        <w:rPr>
-          <w:lang w:val="el-GR"/>
-        </w:rPr>
-        <w:t>-</w:t>
-      </w:r>
-      <w:r>
-        <w:t>safe</w:t>
-      </w:r>
-      <w:r>
-        <w:rPr>
-          <w:lang w:val="el-GR"/>
-        </w:rPr>
-        <w:t>) χωρίς κλείδωμα, το οποίο θα μείωνε την απόδοση.</w:t>
-      </w:r>
-      <w:r>
-        <w:rPr>
-          <w:b/>
-          <w:bCs/>
-          <w:lang w:val="el-GR"/>
-        </w:rPr>
-        <w:t xml:space="preserve"> </w:t>
-      </w:r>
-      <w:r>
-        <w:rPr>
-          <w:lang w:val="el-GR"/>
-        </w:rPr>
-        <w:t>Χρησιμοποι</w:t>
-      </w:r>
-      <w:r>
-        <w:rPr>
-          <w:lang w:val="el-GR"/>
-        </w:rPr>
-        <w:t>ή</w:t>
-      </w:r>
-      <w:r>
-        <w:rPr>
-          <w:lang w:val="el-GR"/>
-        </w:rPr>
-        <w:t>θηκε η γενν</w:t>
-      </w:r>
-      <w:r>
-        <w:rPr>
-          <w:lang w:val="el-GR"/>
-        </w:rPr>
-        <w:t>ή</w:t>
-      </w:r>
-      <w:r>
-        <w:rPr>
-          <w:lang w:val="el-GR"/>
-        </w:rPr>
-        <w:t>τρια συνάρτηση τυχα</w:t>
-      </w:r>
-      <w:r>
-        <w:rPr>
-          <w:lang w:val="el-GR"/>
-        </w:rPr>
-        <w:t>ί</w:t>
-      </w:r>
-      <w:r>
-        <w:rPr>
-          <w:lang w:val="el-GR"/>
-        </w:rPr>
-        <w:t>ων αριθμ</w:t>
-      </w:r>
-      <w:r>
-        <w:rPr>
-          <w:lang w:val="el-GR"/>
-        </w:rPr>
-        <w:t>ώ</w:t>
-      </w:r>
-      <w:r>
-        <w:rPr>
-          <w:lang w:val="el-GR"/>
-        </w:rPr>
-        <w:t xml:space="preserve">ν </w:t>
-      </w:r>
-      <w:r>
-        <w:t>reentrant</w:t>
-      </w:r>
-      <w:r>
-        <w:rPr>
-          <w:lang w:val="el-GR"/>
-        </w:rPr>
-        <w:t xml:space="preserve"> </w:t>
-      </w:r>
-      <w:proofErr w:type="spellStart"/>
-      <w:r>
-        <w:t>drand</w:t>
-      </w:r>
-      <w:proofErr w:type="spellEnd"/>
-      <w:r>
-        <w:rPr>
-          <w:lang w:val="el-GR"/>
-        </w:rPr>
-        <w:t>48_</w:t>
-      </w:r>
-      <w:r>
-        <w:t>r</w:t>
-      </w:r>
-      <w:r>
-        <w:rPr>
-          <w:lang w:val="el-GR"/>
-        </w:rPr>
-        <w:t xml:space="preserve"> (</w:t>
-      </w:r>
-      <w:r>
-        <w:t>GNU</w:t>
-      </w:r>
-      <w:r>
-        <w:rPr>
-          <w:lang w:val="el-GR"/>
-        </w:rPr>
-        <w:t xml:space="preserve"> </w:t>
-      </w:r>
-      <w:r>
-        <w:t>extension</w:t>
-      </w:r>
-      <w:r>
-        <w:rPr>
-          <w:lang w:val="el-GR"/>
-        </w:rPr>
-        <w:t>)</w:t>
-      </w:r>
-      <w:r>
-        <w:rPr>
-          <w:lang w:val="el-GR"/>
-        </w:rPr>
-        <w:t>.</w:t>
-      </w:r>
-      <w:r>
-        <w:rPr>
-          <w:b/>
-          <w:bCs/>
-          <w:lang w:val="el-GR"/>
-        </w:rPr>
-        <w:t xml:space="preserve"> </w:t>
-      </w:r>
+          <w:lang w:val="el-GR"/>
+        </w:rPr>
+      </w:pPr>
     </w:p>
     <w:p>
       <w:pPr>
         <w:rPr>
-          <w:b/>
-          <w:bCs/>
-          <w:lang w:val="el-GR"/>
-        </w:rPr>
-      </w:pPr>
-      <w:r>
-        <w:rPr>
-          <w:lang w:val="el-GR"/>
-        </w:rPr>
-        <w:t>Κάθε νήμα διατηρεί τη δική του ανεξάρτητη κατάσταση γεννήτριας (</w:t>
-      </w:r>
-      <w:r>
-        <w:t>struct</w:t>
-      </w:r>
-      <w:r>
-        <w:rPr>
-          <w:lang w:val="el-GR"/>
-        </w:rPr>
-        <w:t xml:space="preserve"> </w:t>
-      </w:r>
-      <w:proofErr w:type="spellStart"/>
-      <w:r>
-        <w:t>drand</w:t>
-      </w:r>
-      <w:proofErr w:type="spellEnd"/>
-      <w:r>
-        <w:rPr>
-          <w:lang w:val="el-GR"/>
-        </w:rPr>
-        <w:t>48_</w:t>
-      </w:r>
-      <w:r>
-        <w:t>data</w:t>
-      </w:r>
-      <w:r>
-        <w:rPr>
-          <w:lang w:val="el-GR"/>
-        </w:rPr>
-        <w:t xml:space="preserve"> </w:t>
-      </w:r>
-      <w:r>
-        <w:t>buffer</w:t>
-      </w:r>
-      <w:r>
-        <w:rPr>
-          <w:lang w:val="el-GR"/>
-        </w:rPr>
-        <w:t>) που δηλώνεται τοπικά στη στοίβα (</w:t>
-      </w:r>
-      <w:r>
-        <w:t>stack</w:t>
-      </w:r>
-      <w:r>
-        <w:rPr>
-          <w:lang w:val="el-GR"/>
-        </w:rPr>
-        <w:t>) της συνάρτησης του νήματος (</w:t>
-      </w:r>
-      <w:r>
-        <w:t>integrate</w:t>
-      </w:r>
-      <w:r>
-        <w:rPr>
-          <w:lang w:val="el-GR"/>
-        </w:rPr>
-        <w:t>_</w:t>
-      </w:r>
-      <w:r>
-        <w:t>threaded</w:t>
-      </w:r>
-      <w:r>
-        <w:rPr>
-          <w:lang w:val="el-GR"/>
-        </w:rPr>
-        <w:t>_</w:t>
-      </w:r>
-      <w:r>
-        <w:t>mc</w:t>
-      </w:r>
-      <w:r>
-        <w:rPr>
-          <w:lang w:val="el-GR"/>
-        </w:rPr>
-        <w:t>). Αυτό διασφαλίζει ότι τα νήματα δεν μοιράζονται μνήμη.</w:t>
-      </w:r>
-      <w:r>
-        <w:rPr>
-          <w:b/>
-          <w:bCs/>
-          <w:lang w:val="el-GR"/>
-        </w:rPr>
-        <w:t xml:space="preserve"> </w:t>
-      </w:r>
-      <w:r>
-        <w:rPr>
-          <w:lang w:val="el-GR"/>
-        </w:rPr>
-        <w:t>Η αρχικοποίηση (</w:t>
-      </w:r>
-      <w:r>
-        <w:t>seed</w:t>
-      </w:r>
-      <w:r>
-        <w:rPr>
-          <w:lang w:val="el-GR"/>
-        </w:rPr>
-        <w:t>) γίνεται μοναδικά για κάθε νήμα βάσει του τύπου: "</w:t>
-      </w:r>
-      <w:r>
-        <w:t>seed</w:t>
-      </w:r>
-      <w:r>
-        <w:rPr>
-          <w:lang w:val="el-GR"/>
-        </w:rPr>
-        <w:t xml:space="preserve"> = </w:t>
-      </w:r>
-      <w:r>
-        <w:t>task</w:t>
-      </w:r>
-      <w:r>
-        <w:rPr>
-          <w:lang w:val="el-GR"/>
-        </w:rPr>
-        <w:t>_</w:t>
-      </w:r>
-      <w:r>
-        <w:t>id</w:t>
-      </w:r>
-      <w:r>
-        <w:rPr>
-          <w:lang w:val="el-GR"/>
-        </w:rPr>
-        <w:t xml:space="preserve"> * 1000 + </w:t>
-      </w:r>
-      <w:r>
-        <w:t>thread</w:t>
-      </w:r>
-      <w:r>
-        <w:rPr>
-          <w:lang w:val="el-GR"/>
-        </w:rPr>
-        <w:t>_</w:t>
-      </w:r>
-      <w:r>
-        <w:t>id</w:t>
-      </w:r>
-      <w:r>
-        <w:rPr>
-          <w:lang w:val="el-GR"/>
-        </w:rPr>
-        <w:t>".</w:t>
+          <w:lang w:val="el-GR"/>
+        </w:rPr>
+      </w:pPr>
+      <w:r>
+        <w:rPr>
+          <w:lang w:val="el-GR"/>
+        </w:rPr>
+        <w:t>Κατά την υλοποίηση αντιμετωπίστηκαν και επιλύθηκαν τα εξής:</w:t>
       </w:r>
     </w:p>
     <w:p>
@@ -3867,63 +4385,306 @@
     <w:p>
       <w:pPr>
         <w:rPr>
-          <w:lang w:val="el-GR"/>
-        </w:rPr>
-      </w:pPr>
+          <w:b/>
+          <w:bCs/>
+          <w:lang w:val="el-GR"/>
+        </w:rPr>
+      </w:pPr>
+      <w:r>
+        <w:rPr>
+          <w:b/>
+          <w:bCs/>
+          <w:lang w:val="el-GR"/>
+        </w:rPr>
+        <w:t>Γεννήτρια Τυχαίων Αριθμών &amp; Ασφάλεια Νημάτων (</w:t>
+      </w:r>
+      <w:r>
+        <w:rPr>
+          <w:b/>
+          <w:bCs/>
+        </w:rPr>
+        <w:t>Thread</w:t>
+      </w:r>
+      <w:r>
+        <w:rPr>
+          <w:b/>
+          <w:bCs/>
+          <w:lang w:val="el-GR"/>
+        </w:rPr>
+        <w:t xml:space="preserve"> </w:t>
+      </w:r>
+      <w:r>
+        <w:rPr>
+          <w:b/>
+          <w:bCs/>
+        </w:rPr>
+        <w:t>Safety</w:t>
+      </w:r>
+      <w:r>
+        <w:rPr>
+          <w:b/>
+          <w:bCs/>
+          <w:lang w:val="el-GR"/>
+        </w:rPr>
+        <w:t>)</w:t>
+      </w:r>
+      <w:r>
+        <w:rPr>
+          <w:b/>
+          <w:bCs/>
+          <w:lang w:val="el-GR"/>
+        </w:rPr>
+        <w:t xml:space="preserve">: </w:t>
+      </w:r>
+      <w:r>
+        <w:rPr>
+          <w:lang w:val="el-GR"/>
+        </w:rPr>
+        <w:t xml:space="preserve">Για την παραγωγή τυχαίων αριθμών δεν χρησιμοποιήθηκε η </w:t>
+      </w:r>
+      <w:proofErr w:type="spellStart"/>
+      <w:r>
+        <w:t>drand</w:t>
+      </w:r>
+      <w:proofErr w:type="spellEnd"/>
+      <w:r>
+        <w:rPr>
+          <w:lang w:val="el-GR"/>
+        </w:rPr>
+        <w:t>48(), καθώς αυτές χρησιμοποιούν καθολική κατάσταση (</w:t>
+      </w:r>
+      <w:r>
+        <w:t>global</w:t>
+      </w:r>
+      <w:r>
+        <w:rPr>
+          <w:lang w:val="el-GR"/>
+        </w:rPr>
+        <w:t xml:space="preserve"> </w:t>
+      </w:r>
+      <w:r>
+        <w:t>state</w:t>
+      </w:r>
+      <w:r>
+        <w:rPr>
+          <w:lang w:val="el-GR"/>
+        </w:rPr>
+        <w:t>) και δεν είναι ασφαλείς για πολυνηματική εκτέλεση (</w:t>
+      </w:r>
+      <w:r>
+        <w:t>not</w:t>
+      </w:r>
+      <w:r>
+        <w:rPr>
+          <w:lang w:val="el-GR"/>
+        </w:rPr>
+        <w:t xml:space="preserve"> </w:t>
+      </w:r>
+      <w:r>
+        <w:t>thread</w:t>
+      </w:r>
+      <w:r>
+        <w:rPr>
+          <w:lang w:val="el-GR"/>
+        </w:rPr>
+        <w:t>-</w:t>
+      </w:r>
+      <w:r>
+        <w:t>safe</w:t>
+      </w:r>
+      <w:r>
+        <w:rPr>
+          <w:lang w:val="el-GR"/>
+        </w:rPr>
+        <w:t>) χωρίς κλείδωμα, το οποίο θα μείωνε την απόδοση.</w:t>
+      </w:r>
+      <w:r>
+        <w:rPr>
+          <w:b/>
+          <w:bCs/>
+          <w:lang w:val="el-GR"/>
+        </w:rPr>
+        <w:t xml:space="preserve"> </w:t>
+      </w:r>
+      <w:r>
+        <w:rPr>
+          <w:lang w:val="el-GR"/>
+        </w:rPr>
+        <w:t>Χρησιμοποι</w:t>
+      </w:r>
+      <w:r>
+        <w:rPr>
+          <w:lang w:val="el-GR"/>
+        </w:rPr>
+        <w:t>ή</w:t>
+      </w:r>
+      <w:r>
+        <w:rPr>
+          <w:lang w:val="el-GR"/>
+        </w:rPr>
+        <w:t>θηκε η γενν</w:t>
+      </w:r>
+      <w:r>
+        <w:rPr>
+          <w:lang w:val="el-GR"/>
+        </w:rPr>
+        <w:t>ή</w:t>
+      </w:r>
+      <w:r>
+        <w:rPr>
+          <w:lang w:val="el-GR"/>
+        </w:rPr>
+        <w:t>τρια συνάρτηση τυχα</w:t>
+      </w:r>
+      <w:r>
+        <w:rPr>
+          <w:lang w:val="el-GR"/>
+        </w:rPr>
+        <w:t>ί</w:t>
+      </w:r>
+      <w:r>
+        <w:rPr>
+          <w:lang w:val="el-GR"/>
+        </w:rPr>
+        <w:t>ων αριθμ</w:t>
+      </w:r>
+      <w:r>
+        <w:rPr>
+          <w:lang w:val="el-GR"/>
+        </w:rPr>
+        <w:t>ώ</w:t>
+      </w:r>
+      <w:r>
+        <w:rPr>
+          <w:lang w:val="el-GR"/>
+        </w:rPr>
+        <w:t xml:space="preserve">ν </w:t>
+      </w:r>
+      <w:r>
+        <w:t>reentrant</w:t>
+      </w:r>
+      <w:r>
+        <w:rPr>
+          <w:lang w:val="el-GR"/>
+        </w:rPr>
+        <w:t xml:space="preserve"> </w:t>
+      </w:r>
+      <w:proofErr w:type="spellStart"/>
+      <w:r>
+        <w:t>drand</w:t>
+      </w:r>
+      <w:proofErr w:type="spellEnd"/>
+      <w:r>
+        <w:rPr>
+          <w:lang w:val="el-GR"/>
+        </w:rPr>
+        <w:t>48_</w:t>
+      </w:r>
+      <w:r>
+        <w:t>r</w:t>
+      </w:r>
+      <w:r>
+        <w:rPr>
+          <w:lang w:val="el-GR"/>
+        </w:rPr>
+        <w:t xml:space="preserve"> (</w:t>
+      </w:r>
+      <w:r>
+        <w:t>GNU</w:t>
+      </w:r>
+      <w:r>
+        <w:rPr>
+          <w:lang w:val="el-GR"/>
+        </w:rPr>
+        <w:t xml:space="preserve"> </w:t>
+      </w:r>
+      <w:r>
+        <w:t>extension</w:t>
+      </w:r>
+      <w:r>
+        <w:rPr>
+          <w:lang w:val="el-GR"/>
+        </w:rPr>
+        <w:t>)</w:t>
+      </w:r>
+      <w:r>
+        <w:rPr>
+          <w:lang w:val="el-GR"/>
+        </w:rPr>
+        <w:t>.</w:t>
+      </w:r>
+      <w:r>
+        <w:rPr>
+          <w:b/>
+          <w:bCs/>
+          <w:lang w:val="el-GR"/>
+        </w:rPr>
+        <w:t xml:space="preserve"> </w:t>
+      </w:r>
     </w:p>
     <w:p>
       <w:pPr>
         <w:rPr>
-          <w:lang w:val="el-GR"/>
-        </w:rPr>
-      </w:pPr>
-      <w:r>
-        <w:rPr>
-          <w:b/>
-          <w:bCs/>
-        </w:rPr>
-        <w:t>Implicit</w:t>
-      </w:r>
-      <w:r>
-        <w:rPr>
-          <w:b/>
-          <w:bCs/>
+          <w:b/>
+          <w:bCs/>
+          <w:lang w:val="el-GR"/>
+        </w:rPr>
+      </w:pPr>
+      <w:r>
+        <w:rPr>
+          <w:lang w:val="el-GR"/>
+        </w:rPr>
+        <w:t>Κάθε νήμα διατηρεί τη δική του ανεξάρτητη κατάσταση γεννήτριας (</w:t>
+      </w:r>
+      <w:r>
+        <w:t>struct</w:t>
+      </w:r>
+      <w:r>
+        <w:rPr>
           <w:lang w:val="el-GR"/>
         </w:rPr>
         <w:t xml:space="preserve"> </w:t>
       </w:r>
-      <w:r>
-        <w:rPr>
-          <w:b/>
-          <w:bCs/>
-        </w:rPr>
-        <w:t>Declaration</w:t>
-      </w:r>
-      <w:r>
-        <w:rPr>
-          <w:b/>
-          <w:bCs/>
-          <w:lang w:val="el-GR"/>
-        </w:rPr>
-        <w:t>:</w:t>
-      </w:r>
-      <w:r>
-        <w:rPr>
-          <w:lang w:val="el-GR"/>
-        </w:rPr>
-        <w:t xml:space="preserve"> Προστέθηκε το #</w:t>
-      </w:r>
-      <w:r>
-        <w:t>define</w:t>
-      </w:r>
-      <w:r>
-        <w:rPr>
-          <w:lang w:val="el-GR"/>
-        </w:rPr>
-        <w:t xml:space="preserve"> _</w:t>
-      </w:r>
-      <w:r>
-        <w:t>GNU</w:t>
+      <w:proofErr w:type="spellStart"/>
+      <w:r>
+        <w:t>drand</w:t>
+      </w:r>
+      <w:proofErr w:type="spellEnd"/>
+      <w:r>
+        <w:rPr>
+          <w:lang w:val="el-GR"/>
+        </w:rPr>
+        <w:t>48_</w:t>
+      </w:r>
+      <w:r>
+        <w:t>data</w:t>
+      </w:r>
+      <w:r>
+        <w:rPr>
+          <w:lang w:val="el-GR"/>
+        </w:rPr>
+        <w:t xml:space="preserve"> </w:t>
+      </w:r>
+      <w:r>
+        <w:t>buffer</w:t>
+      </w:r>
+      <w:r>
+        <w:rPr>
+          <w:lang w:val="el-GR"/>
+        </w:rPr>
+        <w:t>) που δηλώνεται τοπικά στη στοίβα (</w:t>
+      </w:r>
+      <w:r>
+        <w:t>stack</w:t>
+      </w:r>
+      <w:r>
+        <w:rPr>
+          <w:lang w:val="el-GR"/>
+        </w:rPr>
+        <w:t>) της συνάρτησης του νήματος (</w:t>
+      </w:r>
+      <w:r>
+        <w:t>integrate</w:t>
       </w:r>
       <w:r>
         <w:rPr>
@@ -3932,73 +4693,90 @@
         <w:t>_</w:t>
       </w:r>
       <w:r>
-        <w:t>SOURCE</w:t>
-      </w:r>
-      <w:r>
-        <w:rPr>
-          <w:lang w:val="el-GR"/>
-        </w:rPr>
-        <w:t xml:space="preserve"> στην αρχή του αρχείου κωδικα ώστε να αναγνωριστούν σωστά οι συναρτήσεις </w:t>
-      </w:r>
-      <w:proofErr w:type="spellStart"/>
-      <w:r>
-        <w:t>drand</w:t>
-      </w:r>
-      <w:proofErr w:type="spellEnd"/>
-      <w:r>
-        <w:rPr>
-          <w:lang w:val="el-GR"/>
-        </w:rPr>
-        <w:t>48_</w:t>
-      </w:r>
-      <w:r>
-        <w:t>r</w:t>
-      </w:r>
-      <w:r>
-        <w:rPr>
-          <w:lang w:val="el-GR"/>
-        </w:rPr>
-        <w:t xml:space="preserve"> και </w:t>
-      </w:r>
-      <w:proofErr w:type="spellStart"/>
-      <w:r>
-        <w:t>srand</w:t>
-      </w:r>
-      <w:proofErr w:type="spellEnd"/>
-      <w:r>
-        <w:rPr>
-          <w:lang w:val="el-GR"/>
-        </w:rPr>
-        <w:t>48_</w:t>
-      </w:r>
-      <w:r>
-        <w:t>r</w:t>
-      </w:r>
-      <w:r>
-        <w:rPr>
-          <w:lang w:val="el-GR"/>
-        </w:rPr>
-        <w:t xml:space="preserve"> από την </w:t>
-      </w:r>
-      <w:proofErr w:type="spellStart"/>
-      <w:r>
-        <w:t>stdlib</w:t>
-      </w:r>
-      <w:proofErr w:type="spellEnd"/>
-      <w:r>
-        <w:rPr>
-          <w:lang w:val="el-GR"/>
-        </w:rPr>
-        <w:t>.</w:t>
-      </w:r>
-      <w:r>
-        <w:t>h</w:t>
-      </w:r>
-      <w:r>
-        <w:rPr>
-          <w:lang w:val="el-GR"/>
-        </w:rPr>
-        <w:t>.</w:t>
+        <w:t>threaded</w:t>
+      </w:r>
+      <w:r>
+        <w:rPr>
+          <w:lang w:val="el-GR"/>
+        </w:rPr>
+        <w:t>_</w:t>
+      </w:r>
+      <w:r>
+        <w:t>mc</w:t>
+      </w:r>
+      <w:r>
+        <w:rPr>
+          <w:lang w:val="el-GR"/>
+        </w:rPr>
+        <w:t>). Αυτό διασφαλίζει ότι τα νήματα δεν μοιράζονται μνήμη.</w:t>
+      </w:r>
+      <w:r>
+        <w:rPr>
+          <w:b/>
+          <w:bCs/>
+          <w:lang w:val="el-GR"/>
+        </w:rPr>
+        <w:t xml:space="preserve"> </w:t>
+      </w:r>
+      <w:r>
+        <w:rPr>
+          <w:lang w:val="el-GR"/>
+        </w:rPr>
+        <w:t>Η αρχικοποίηση (</w:t>
+      </w:r>
+      <w:r>
+        <w:t>seed</w:t>
+      </w:r>
+      <w:r>
+        <w:rPr>
+          <w:lang w:val="el-GR"/>
+        </w:rPr>
+        <w:t>) γίνεται μοναδικά για κάθε νήμα βάσει του τύπου: "</w:t>
+      </w:r>
+      <w:r>
+        <w:t>seed</w:t>
+      </w:r>
+      <w:r>
+        <w:rPr>
+          <w:lang w:val="el-GR"/>
+        </w:rPr>
+        <w:t xml:space="preserve"> = </w:t>
+      </w:r>
+      <w:r>
+        <w:t>task</w:t>
+      </w:r>
+      <w:r>
+        <w:rPr>
+          <w:lang w:val="el-GR"/>
+        </w:rPr>
+        <w:t>_</w:t>
+      </w:r>
+      <w:r>
+        <w:t>id</w:t>
+      </w:r>
+      <w:r>
+        <w:rPr>
+          <w:lang w:val="el-GR"/>
+        </w:rPr>
+        <w:t xml:space="preserve"> * 1000 + </w:t>
+      </w:r>
+      <w:r>
+        <w:t>thread</w:t>
+      </w:r>
+      <w:r>
+        <w:rPr>
+          <w:lang w:val="el-GR"/>
+        </w:rPr>
+        <w:t>_</w:t>
+      </w:r>
+      <w:r>
+        <w:t>id</w:t>
+      </w:r>
+      <w:r>
+        <w:rPr>
+          <w:lang w:val="el-GR"/>
+        </w:rPr>
+        <w:t>".</w:t>
       </w:r>
     </w:p>
     <w:p>
@@ -4014,115 +4792,6 @@
           <w:lang w:val="el-GR"/>
         </w:rPr>
       </w:pPr>
-      <w:r>
-        <w:rPr>
-          <w:b/>
-          <w:bCs/>
-        </w:rPr>
-        <w:t>Variable</w:t>
-      </w:r>
-      <w:r>
-        <w:rPr>
-          <w:b/>
-          <w:bCs/>
-          <w:lang w:val="el-GR"/>
-        </w:rPr>
-        <w:t xml:space="preserve"> </w:t>
-      </w:r>
-      <w:r>
-        <w:rPr>
-          <w:b/>
-          <w:bCs/>
-        </w:rPr>
-        <w:t>Shadowing</w:t>
-      </w:r>
-      <w:r>
-        <w:rPr>
-          <w:lang w:val="el-GR"/>
-        </w:rPr>
-        <w:t xml:space="preserve">: Μετονομάστηκε η μεταβλητή χρόνου στη </w:t>
-      </w:r>
-      <w:r>
-        <w:t>main</w:t>
-      </w:r>
-      <w:r>
-        <w:rPr>
-          <w:lang w:val="el-GR"/>
-        </w:rPr>
-        <w:t xml:space="preserve"> σε </w:t>
-      </w:r>
-      <w:r>
-        <w:t>T</w:t>
-      </w:r>
-      <w:r>
-        <w:rPr>
-          <w:lang w:val="el-GR"/>
-        </w:rPr>
-        <w:t xml:space="preserve">0 (αντί για </w:t>
-      </w:r>
-      <w:r>
-        <w:t>t</w:t>
-      </w:r>
-      <w:r>
-        <w:rPr>
-          <w:lang w:val="el-GR"/>
-        </w:rPr>
-        <w:t>0), ώστε</w:t>
-      </w:r>
-      <w:r>
-        <w:rPr>
-          <w:lang w:val="el-GR"/>
-        </w:rPr>
-        <w:t xml:space="preserve"> </w:t>
-      </w:r>
-      <w:r>
-        <w:rPr>
-          <w:lang w:val="el-GR"/>
-        </w:rPr>
-        <w:t>να μην υπάρχει σύγκρουση ονομάτων (</w:t>
-      </w:r>
-      <w:r>
-        <w:t>shadowing</w:t>
-      </w:r>
-      <w:r>
-        <w:rPr>
-          <w:lang w:val="el-GR"/>
-        </w:rPr>
-        <w:t>) με την εσωτερική μεταβλητή χρόνου του</w:t>
-      </w:r>
-      <w:r>
-        <w:rPr>
-          <w:lang w:val="el-GR"/>
-        </w:rPr>
-        <w:t xml:space="preserve"> </w:t>
-      </w:r>
-      <w:r>
-        <w:rPr>
-          <w:lang w:val="el-GR"/>
-        </w:rPr>
-        <w:t>βρόχου (</w:t>
-      </w:r>
-      <w:r>
-        <w:t>t</w:t>
-      </w:r>
-      <w:r>
-        <w:rPr>
-          <w:lang w:val="el-GR"/>
-        </w:rPr>
-        <w:t>0)</w:t>
-      </w:r>
-      <w:r>
-        <w:rPr>
-          <w:lang w:val="el-GR"/>
-        </w:rPr>
-        <w:t xml:space="preserve">, </w:t>
-      </w:r>
-      <w:r>
-        <w:rPr>
-          <w:lang w:val="el-GR"/>
-        </w:rPr>
-        <w:t>διασφαλίζοντας ορθή μέτρηση του συνολικού χρόνου.</w:t>
-      </w:r>
     </w:p>
     <w:p>
       <w:pPr>
@@ -4130,14 +4799,294 @@
           <w:lang w:val="el-GR"/>
         </w:rPr>
       </w:pPr>
+      <w:r>
+        <w:rPr>
+          <w:b/>
+          <w:bCs/>
+        </w:rPr>
+        <w:t>Implicit</w:t>
+      </w:r>
+      <w:r>
+        <w:rPr>
+          <w:b/>
+          <w:bCs/>
+          <w:lang w:val="el-GR"/>
+        </w:rPr>
+        <w:t xml:space="preserve"> </w:t>
+      </w:r>
+      <w:r>
+        <w:rPr>
+          <w:b/>
+          <w:bCs/>
+        </w:rPr>
+        <w:t>Declaration</w:t>
+      </w:r>
+      <w:r>
+        <w:rPr>
+          <w:b/>
+          <w:bCs/>
+          <w:lang w:val="el-GR"/>
+        </w:rPr>
+        <w:t>:</w:t>
+      </w:r>
+      <w:r>
+        <w:rPr>
+          <w:lang w:val="el-GR"/>
+        </w:rPr>
+        <w:t xml:space="preserve"> Προστέθηκε το #</w:t>
+      </w:r>
+      <w:r>
+        <w:t>define</w:t>
+      </w:r>
+      <w:r>
+        <w:rPr>
+          <w:lang w:val="el-GR"/>
+        </w:rPr>
+        <w:t xml:space="preserve"> _</w:t>
+      </w:r>
+      <w:r>
+        <w:t>GNU</w:t>
+      </w:r>
+      <w:r>
+        <w:rPr>
+          <w:lang w:val="el-GR"/>
+        </w:rPr>
+        <w:t>_</w:t>
+      </w:r>
+      <w:r>
+        <w:t>SOURCE</w:t>
+      </w:r>
+      <w:r>
+        <w:rPr>
+          <w:lang w:val="el-GR"/>
+        </w:rPr>
+        <w:t xml:space="preserve"> στην αρχή του αρχείου κωδικα ώστε να αναγνωριστούν σωστά οι συναρτήσεις </w:t>
+      </w:r>
+      <w:proofErr w:type="spellStart"/>
+      <w:r>
+        <w:t>drand</w:t>
+      </w:r>
+      <w:proofErr w:type="spellEnd"/>
+      <w:r>
+        <w:rPr>
+          <w:lang w:val="el-GR"/>
+        </w:rPr>
+        <w:t>48_</w:t>
+      </w:r>
+      <w:r>
+        <w:t>r</w:t>
+      </w:r>
+      <w:r>
+        <w:rPr>
+          <w:lang w:val="el-GR"/>
+        </w:rPr>
+        <w:t xml:space="preserve"> και </w:t>
+      </w:r>
+      <w:proofErr w:type="spellStart"/>
+      <w:r>
+        <w:t>srand</w:t>
+      </w:r>
+      <w:proofErr w:type="spellEnd"/>
+      <w:r>
+        <w:rPr>
+          <w:lang w:val="el-GR"/>
+        </w:rPr>
+        <w:t>48_</w:t>
+      </w:r>
+      <w:r>
+        <w:t>r</w:t>
+      </w:r>
+      <w:r>
+        <w:rPr>
+          <w:lang w:val="el-GR"/>
+        </w:rPr>
+        <w:t xml:space="preserve"> από την </w:t>
+      </w:r>
+      <w:proofErr w:type="spellStart"/>
+      <w:r>
+        <w:t>stdlib</w:t>
+      </w:r>
+      <w:proofErr w:type="spellEnd"/>
+      <w:r>
+        <w:rPr>
+          <w:lang w:val="el-GR"/>
+        </w:rPr>
+        <w:t>.</w:t>
+      </w:r>
+      <w:r>
+        <w:t>h</w:t>
+      </w:r>
+      <w:r>
+        <w:rPr>
+          <w:lang w:val="el-GR"/>
+        </w:rPr>
+        <w:t>.</w:t>
+      </w:r>
     </w:p>
     <w:p>
-      <w:r>
-        <w:rPr>
-          <w:b/>
-          <w:bCs/>
-          <w:lang w:val="el-GR"/>
-        </w:rPr>
+      <w:pPr>
+        <w:rPr>
+          <w:lang w:val="el-GR"/>
+        </w:rPr>
+      </w:pPr>
+    </w:p>
+    <w:p>
+      <w:pPr>
+        <w:rPr>
+          <w:lang w:val="el-GR"/>
+        </w:rPr>
+      </w:pPr>
+      <w:r>
+        <w:rPr>
+          <w:b/>
+          <w:bCs/>
+        </w:rPr>
+        <w:t>Variable</w:t>
+      </w:r>
+      <w:r>
+        <w:rPr>
+          <w:b/>
+          <w:bCs/>
+          <w:lang w:val="el-GR"/>
+        </w:rPr>
+        <w:t xml:space="preserve"> </w:t>
+      </w:r>
+      <w:r>
+        <w:rPr>
+          <w:b/>
+          <w:bCs/>
+        </w:rPr>
+        <w:t>Shadowing</w:t>
+      </w:r>
+      <w:r>
+        <w:rPr>
+          <w:lang w:val="el-GR"/>
+        </w:rPr>
+        <w:t xml:space="preserve">: Μετονομάστηκε η μεταβλητή χρόνου στη </w:t>
+      </w:r>
+      <w:r>
+        <w:t>main</w:t>
+      </w:r>
+      <w:r>
+        <w:rPr>
+          <w:lang w:val="el-GR"/>
+        </w:rPr>
+        <w:t xml:space="preserve"> σε </w:t>
+      </w:r>
+      <w:r>
+        <w:t>T</w:t>
+      </w:r>
+      <w:r>
+        <w:rPr>
+          <w:lang w:val="el-GR"/>
+        </w:rPr>
+        <w:t xml:space="preserve">0 (αντί για </w:t>
+      </w:r>
+      <w:r>
+        <w:t>t</w:t>
+      </w:r>
+      <w:r>
+        <w:rPr>
+          <w:lang w:val="el-GR"/>
+        </w:rPr>
+        <w:t>0), ώστε</w:t>
+      </w:r>
+      <w:r>
+        <w:rPr>
+          <w:lang w:val="el-GR"/>
+        </w:rPr>
+        <w:t xml:space="preserve"> </w:t>
+      </w:r>
+      <w:r>
+        <w:rPr>
+          <w:lang w:val="el-GR"/>
+        </w:rPr>
+        <w:t>να μην υπάρχει σύγκρουση ονομάτων (</w:t>
+      </w:r>
+      <w:r>
+        <w:t>shadowing</w:t>
+      </w:r>
+      <w:r>
+        <w:rPr>
+          <w:lang w:val="el-GR"/>
+        </w:rPr>
+        <w:t>) με την εσωτερική μεταβλητή χρόνου του</w:t>
+      </w:r>
+      <w:r>
+        <w:rPr>
+          <w:lang w:val="el-GR"/>
+        </w:rPr>
+        <w:t xml:space="preserve"> </w:t>
+      </w:r>
+      <w:r>
+        <w:rPr>
+          <w:lang w:val="el-GR"/>
+        </w:rPr>
+        <w:t>βρόχου (</w:t>
+      </w:r>
+      <w:r>
+        <w:t>t</w:t>
+      </w:r>
+      <w:r>
+        <w:rPr>
+          <w:lang w:val="el-GR"/>
+        </w:rPr>
+        <w:t>0)</w:t>
+      </w:r>
+      <w:r>
+        <w:rPr>
+          <w:lang w:val="el-GR"/>
+        </w:rPr>
+        <w:t xml:space="preserve">, </w:t>
+      </w:r>
+      <w:r>
+        <w:rPr>
+          <w:lang w:val="el-GR"/>
+        </w:rPr>
+        <w:t>διασφαλίζοντας ορθή μέτρηση του συνολικού χρόνου.</w:t>
+      </w:r>
+    </w:p>
+    <w:p>
+      <w:pPr>
+        <w:rPr>
+          <w:lang w:val="el-GR"/>
+        </w:rPr>
+      </w:pPr>
+    </w:p>
+    <w:p>
+      <w:pPr>
+        <w:rPr>
+          <w:lang w:val="el-GR"/>
+        </w:rPr>
+      </w:pPr>
+    </w:p>
+    <w:p>
+      <w:pPr>
+        <w:rPr>
+          <w:lang w:val="el-GR"/>
+        </w:rPr>
+      </w:pPr>
+    </w:p>
+    <w:p>
+      <w:pPr>
+        <w:rPr>
+          <w:lang w:val="el-GR"/>
+        </w:rPr>
+      </w:pPr>
+    </w:p>
+    <w:p>
+      <w:pPr>
+        <w:rPr>
+          <w:lang w:val="el-GR"/>
+        </w:rPr>
+      </w:pPr>
+      <w:r>
+        <w:rPr>
+          <w:b/>
+          <w:bCs/>
+          <w:lang w:val="el-GR"/>
+        </w:rPr>
+        <w:lastRenderedPageBreak/>
         <w:t>Συγχρονισμός Εξόδου (</w:t>
       </w:r>
       <w:r>
@@ -4298,7 +5247,304 @@
         <w:t xml:space="preserve"> κλειδώνει πριν την εκτύπωση των αποτελεσμάτων και ξεκλειδώνει αμέσως μετά, διασφαλίζοντας ότι κάθε γραμμή αποτελέσματος εμφανίζεται ολοκληρωμένη και ευανάγνωστη στην κονσόλα.</w:t>
       </w:r>
     </w:p>
-    <w:p/>
+    <w:p>
+      <w:pPr>
+        <w:rPr>
+          <w:lang w:val="el-GR"/>
+        </w:rPr>
+      </w:pPr>
+    </w:p>
+    <w:p>
+      <w:pPr>
+        <w:rPr>
+          <w:lang w:val="el-GR"/>
+        </w:rPr>
+      </w:pPr>
+      <w:r>
+        <w:rPr>
+          <w:b/>
+          <w:bCs/>
+          <w:lang w:val="el-GR"/>
+        </w:rPr>
+        <w:t>Συγχρονισμός Ουράς (</w:t>
+      </w:r>
+      <w:r>
+        <w:rPr>
+          <w:b/>
+          <w:bCs/>
+        </w:rPr>
+        <w:t>Queue</w:t>
+      </w:r>
+      <w:r>
+        <w:rPr>
+          <w:b/>
+          <w:bCs/>
+          <w:lang w:val="el-GR"/>
+        </w:rPr>
+        <w:t xml:space="preserve"> </w:t>
+      </w:r>
+      <w:r>
+        <w:rPr>
+          <w:b/>
+          <w:bCs/>
+        </w:rPr>
+        <w:t>Synchronization</w:t>
+      </w:r>
+      <w:r>
+        <w:rPr>
+          <w:b/>
+          <w:bCs/>
+          <w:lang w:val="el-GR"/>
+        </w:rPr>
+        <w:t>):</w:t>
+      </w:r>
+      <w:r>
+        <w:rPr>
+          <w:lang w:val="el-GR"/>
+        </w:rPr>
+        <w:t xml:space="preserve"> Στο αρχείο </w:t>
+      </w:r>
+      <w:r>
+        <w:t>ex</w:t>
+      </w:r>
+      <w:r>
+        <w:rPr>
+          <w:lang w:val="el-GR"/>
+        </w:rPr>
+        <w:t>02_</w:t>
+      </w:r>
+      <w:r>
+        <w:t>mc</w:t>
+      </w:r>
+      <w:r>
+        <w:rPr>
+          <w:lang w:val="el-GR"/>
+        </w:rPr>
+        <w:t>3.</w:t>
+      </w:r>
+      <w:r>
+        <w:t>c</w:t>
+      </w:r>
+      <w:r>
+        <w:rPr>
+          <w:lang w:val="el-GR"/>
+        </w:rPr>
+        <w:t xml:space="preserve">, για την ασφαλή προσπέλαση της κοινόχρηστης μεταβλητής </w:t>
+      </w:r>
+      <w:r>
+        <w:t>next</w:t>
+      </w:r>
+      <w:r>
+        <w:rPr>
+          <w:lang w:val="el-GR"/>
+        </w:rPr>
+        <w:t>_</w:t>
+      </w:r>
+      <w:r>
+        <w:t>task</w:t>
+      </w:r>
+      <w:r>
+        <w:rPr>
+          <w:lang w:val="el-GR"/>
+        </w:rPr>
+        <w:t>_</w:t>
+      </w:r>
+      <w:r>
+        <w:t>index</w:t>
+      </w:r>
+      <w:r>
+        <w:rPr>
+          <w:lang w:val="el-GR"/>
+        </w:rPr>
+        <w:t xml:space="preserve"> από πολλαπλά νήματα, χρησιμοποιήθηκε ο μηχανισμός </w:t>
+      </w:r>
+      <w:proofErr w:type="spellStart"/>
+      <w:r>
+        <w:t>pthread</w:t>
+      </w:r>
+      <w:proofErr w:type="spellEnd"/>
+      <w:r>
+        <w:rPr>
+          <w:lang w:val="el-GR"/>
+        </w:rPr>
+        <w:t>_</w:t>
+      </w:r>
+      <w:r>
+        <w:t>mutex</w:t>
+      </w:r>
+      <w:r>
+        <w:rPr>
+          <w:lang w:val="el-GR"/>
+        </w:rPr>
+        <w:t>_</w:t>
+      </w:r>
+      <w:r>
+        <w:t>t</w:t>
+      </w:r>
+      <w:r>
+        <w:rPr>
+          <w:lang w:val="el-GR"/>
+        </w:rPr>
+        <w:t xml:space="preserve"> </w:t>
+      </w:r>
+      <w:r>
+        <w:t>queue</w:t>
+      </w:r>
+      <w:r>
+        <w:rPr>
+          <w:lang w:val="el-GR"/>
+        </w:rPr>
+        <w:t>_</w:t>
+      </w:r>
+      <w:r>
+        <w:t>mutex</w:t>
+      </w:r>
+      <w:r>
+        <w:rPr>
+          <w:lang w:val="el-GR"/>
+        </w:rPr>
+        <w:t>. Ο κώδικας σχεδιάστηκε ώστε το κρίσιμο τμήμα (</w:t>
+      </w:r>
+      <w:r>
+        <w:t>critical</w:t>
+      </w:r>
+      <w:r>
+        <w:rPr>
+          <w:lang w:val="el-GR"/>
+        </w:rPr>
+        <w:t xml:space="preserve"> </w:t>
+      </w:r>
+      <w:r>
+        <w:t>section</w:t>
+      </w:r>
+      <w:r>
+        <w:rPr>
+          <w:lang w:val="el-GR"/>
+        </w:rPr>
+        <w:t>) να είναι ελάχιστο (μόνο η ανάγνωση και αύξηση του μετρητή), ώστε να αποφεύγεται η συμφόρηση (</w:t>
+      </w:r>
+      <w:r>
+        <w:t>contention</w:t>
+      </w:r>
+      <w:r>
+        <w:rPr>
+          <w:lang w:val="el-GR"/>
+        </w:rPr>
+        <w:t>) και να μεγιστοποιείται ο παραλληλισμός.</w:t>
+      </w:r>
+    </w:p>
+    <w:p>
+      <w:pPr>
+        <w:rPr>
+          <w:lang w:val="el-GR"/>
+        </w:rPr>
+      </w:pPr>
+    </w:p>
+    <w:p>
+      <w:pPr>
+        <w:rPr>
+          <w:lang w:val="el-GR"/>
+        </w:rPr>
+      </w:pPr>
+    </w:p>
+    <w:p>
+      <w:pPr>
+        <w:rPr>
+          <w:lang w:val="el-GR"/>
+        </w:rPr>
+      </w:pPr>
+    </w:p>
+    <w:p>
+      <w:pPr>
+        <w:rPr>
+          <w:lang w:val="el-GR"/>
+        </w:rPr>
+      </w:pPr>
+    </w:p>
+    <w:p>
+      <w:pPr>
+        <w:rPr>
+          <w:lang w:val="el-GR"/>
+        </w:rPr>
+      </w:pPr>
+    </w:p>
+    <w:p>
+      <w:pPr>
+        <w:rPr>
+          <w:lang w:val="el-GR"/>
+        </w:rPr>
+      </w:pPr>
+    </w:p>
+    <w:p>
+      <w:pPr>
+        <w:rPr>
+          <w:lang w:val="el-GR"/>
+        </w:rPr>
+      </w:pPr>
+    </w:p>
+    <w:p>
+      <w:pPr>
+        <w:rPr>
+          <w:lang w:val="el-GR"/>
+        </w:rPr>
+      </w:pPr>
+    </w:p>
+    <w:p>
+      <w:pPr>
+        <w:rPr>
+          <w:lang w:val="el-GR"/>
+        </w:rPr>
+      </w:pPr>
+    </w:p>
+    <w:p>
+      <w:pPr>
+        <w:rPr>
+          <w:lang w:val="el-GR"/>
+        </w:rPr>
+      </w:pPr>
+    </w:p>
+    <w:p>
+      <w:pPr>
+        <w:rPr>
+          <w:lang w:val="el-GR"/>
+        </w:rPr>
+      </w:pPr>
+    </w:p>
+    <w:p>
+      <w:pPr>
+        <w:rPr>
+          <w:lang w:val="el-GR"/>
+        </w:rPr>
+      </w:pPr>
+    </w:p>
+    <w:p>
+      <w:pPr>
+        <w:rPr>
+          <w:lang w:val="el-GR"/>
+        </w:rPr>
+      </w:pPr>
+    </w:p>
+    <w:p>
+      <w:pPr>
+        <w:rPr>
+          <w:lang w:val="el-GR"/>
+        </w:rPr>
+      </w:pPr>
+    </w:p>
+    <w:p>
+      <w:pPr>
+        <w:rPr>
+          <w:lang w:val="el-GR"/>
+        </w:rPr>
+      </w:pPr>
+    </w:p>
+    <w:p>
+      <w:pPr>
+        <w:rPr>
+          <w:lang w:val="el-GR"/>
+        </w:rPr>
+      </w:pPr>
+    </w:p>
     <w:p>
       <w:pPr>
         <w:pStyle w:val="Heading1"/>
@@ -6422,6 +7668,8 @@
     <w:p>
       <w:pPr>
         <w:rPr>
+          <w:b/>
+          <w:bCs/>
           <w:lang w:val="el-GR"/>
         </w:rPr>
       </w:pPr>
@@ -6447,18 +7695,17 @@
     <w:p>
       <w:pPr>
         <w:rPr>
-          <w:b/>
-          <w:bCs/>
-          <w:lang w:val="el-GR"/>
-        </w:rPr>
-      </w:pPr>
-    </w:p>
-    <w:p>
-      <w:pPr>
-        <w:rPr>
-          <w:lang w:val="el-GR"/>
-        </w:rPr>
-      </w:pPr>
+          <w:lang w:val="el-GR"/>
+        </w:rPr>
+      </w:pPr>
+      <w:r>
+        <w:rPr>
+          <w:b/>
+          <w:bCs/>
+          <w:lang w:val="el-GR"/>
+        </w:rPr>
+        <w:t xml:space="preserve">Αποτελέσματα </w:t>
+      </w:r>
       <w:r>
         <w:rPr>
           <w:b/>
@@ -6473,7 +7720,31 @@
           <w:bCs/>
           <w:lang w:val="el-GR"/>
         </w:rPr>
-        <w:t>ό σενάριο χρήσης (</w:t>
+        <w:t>ού</w:t>
+      </w:r>
+      <w:r>
+        <w:rPr>
+          <w:b/>
+          <w:bCs/>
+          <w:lang w:val="el-GR"/>
+        </w:rPr>
+        <w:t xml:space="preserve"> σεν</w:t>
+      </w:r>
+      <w:r>
+        <w:rPr>
+          <w:b/>
+          <w:bCs/>
+          <w:lang w:val="el-GR"/>
+        </w:rPr>
+        <w:t>αρίου</w:t>
+      </w:r>
+      <w:r>
+        <w:rPr>
+          <w:b/>
+          <w:bCs/>
+          <w:lang w:val="el-GR"/>
+        </w:rPr>
+        <w:t xml:space="preserve"> χρήσης (</w:t>
       </w:r>
       <w:r>
         <w:rPr>
@@ -7126,7 +8397,6 @@
           <w:b/>
           <w:bCs/>
         </w:rPr>
-        <w:lastRenderedPageBreak/>
         <w:t xml:space="preserve">Screenshots </w:t>
       </w:r>
       <w:r>
@@ -7166,14 +8436,7 @@
           <w:b/>
           <w:bCs/>
         </w:rPr>
-        <w:t>2</w:t>
-      </w:r>
-      <w:r>
-        <w:rPr>
-          <w:b/>
-          <w:bCs/>
-        </w:rPr>
-        <w:t xml:space="preserve"> (</w:t>
+        <w:t>2 (</w:t>
       </w:r>
       <w:r>
         <w:rPr>
@@ -7233,6 +8496,7 @@
           <w:b/>
           <w:bCs/>
         </w:rPr>
+        <w:lastRenderedPageBreak/>
         <w:t>P=2, T=3</w:t>
       </w:r>
     </w:p>
@@ -7473,6 +8737,15 @@
         <w:rPr>
           <w:b/>
           <w:bCs/>
+          <w:lang w:val="el-GR"/>
+        </w:rPr>
+      </w:pPr>
+    </w:p>
+    <w:p>
+      <w:pPr>
+        <w:rPr>
+          <w:b/>
+          <w:bCs/>
         </w:rPr>
       </w:pPr>
       <w:r>
@@ -7546,17 +8819,680 @@
     <w:p>
       <w:pPr>
         <w:rPr>
-          <w:b/>
-          <w:bCs/>
-          <w:lang w:val="el-GR"/>
-        </w:rPr>
-      </w:pPr>
+          <w:lang w:val="el-GR"/>
+        </w:rPr>
+      </w:pPr>
+      <w:r>
+        <w:rPr>
+          <w:b/>
+          <w:bCs/>
+          <w:lang w:val="el-GR"/>
+        </w:rPr>
+        <w:t>Αποτελέσματα Δυναμικής Ανάθεσης (</w:t>
+      </w:r>
+      <w:r>
+        <w:rPr>
+          <w:b/>
+          <w:bCs/>
+        </w:rPr>
+        <w:t>ex</w:t>
+      </w:r>
+      <w:r>
+        <w:rPr>
+          <w:b/>
+          <w:bCs/>
+          <w:lang w:val="el-GR"/>
+        </w:rPr>
+        <w:t>02_</w:t>
+      </w:r>
+      <w:r>
+        <w:rPr>
+          <w:b/>
+          <w:bCs/>
+        </w:rPr>
+        <w:t>mc</w:t>
+      </w:r>
+      <w:r>
+        <w:rPr>
+          <w:b/>
+          <w:bCs/>
+          <w:lang w:val="el-GR"/>
+        </w:rPr>
+        <w:t xml:space="preserve">3 - </w:t>
+      </w:r>
+      <w:r>
+        <w:rPr>
+          <w:b/>
+          <w:bCs/>
+        </w:rPr>
+        <w:t>Bonus</w:t>
+      </w:r>
+      <w:r>
+        <w:rPr>
+          <w:b/>
+          <w:bCs/>
+          <w:lang w:val="el-GR"/>
+        </w:rPr>
+        <w:t xml:space="preserve">) </w:t>
+      </w:r>
+      <w:r>
+        <w:rPr>
+          <w:lang w:val="el-GR"/>
+        </w:rPr>
+        <w:t xml:space="preserve">Σε αυτή την περίπτωση, εξετάσαμε την επίδραση της δυναμικής ουράς εργασιών έναντι της στατικής ανάθεσης του </w:t>
+      </w:r>
+      <w:r>
+        <w:t>ex</w:t>
+      </w:r>
+      <w:r>
+        <w:rPr>
+          <w:lang w:val="el-GR"/>
+        </w:rPr>
+        <w:t>02_</w:t>
+      </w:r>
+      <w:r>
+        <w:t>mc</w:t>
+      </w:r>
+      <w:r>
+        <w:rPr>
+          <w:lang w:val="el-GR"/>
+        </w:rPr>
+        <w:t>2.</w:t>
+      </w:r>
+      <w:r>
+        <w:rPr>
+          <w:lang w:val="el-GR"/>
+        </w:rPr>
+        <w:t xml:space="preserve"> </w:t>
+      </w:r>
+      <w:r>
+        <w:rPr>
+          <w:lang w:val="el-GR"/>
+        </w:rPr>
+        <w:t>Τ</w:t>
+      </w:r>
+      <w:r>
+        <w:rPr>
+          <w:lang w:val="el-GR"/>
+        </w:rPr>
+        <w:t xml:space="preserve">ο </w:t>
+      </w:r>
+      <w:r>
+        <w:t>T</w:t>
+      </w:r>
+      <w:r>
+        <w:rPr>
+          <w:lang w:val="el-GR"/>
+        </w:rPr>
+        <w:t xml:space="preserve">=1 (εσωτερικά νήματα) </w:t>
+      </w:r>
+      <w:r>
+        <w:rPr>
+          <w:lang w:val="el-GR"/>
+        </w:rPr>
+        <w:t>διατηρήθηκε σταθερό.</w:t>
+      </w:r>
     </w:p>
     <w:p>
       <w:pPr>
         <w:rPr>
-          <w:b/>
-          <w:bCs/>
+          <w:lang w:val="el-GR"/>
+        </w:rPr>
+      </w:pPr>
+    </w:p>
+    <w:tbl>
+      <w:tblPr>
+        <w:tblStyle w:val="TableGrid"/>
+        <w:tblW w:w="7605" w:type="dxa"/>
+        <w:jc w:val="center"/>
+        <w:tblLook w:val="04A0" w:firstRow="1" w:lastRow="0" w:firstColumn="1" w:lastColumn="0" w:noHBand="0" w:noVBand="1"/>
+      </w:tblPr>
+      <w:tblGrid>
+        <w:gridCol w:w="1952"/>
+        <w:gridCol w:w="1863"/>
+        <w:gridCol w:w="2080"/>
+        <w:gridCol w:w="1710"/>
+      </w:tblGrid>
+      <w:tr>
+        <w:trPr>
+          <w:trHeight w:val="278"/>
+          <w:jc w:val="center"/>
+        </w:trPr>
+        <w:tc>
+          <w:tcPr>
+            <w:tcW w:w="1952" w:type="dxa"/>
+          </w:tcPr>
+          <w:p>
+            <w:pPr>
+              <w:jc w:val="center"/>
+            </w:pPr>
+            <w:proofErr w:type="spellStart"/>
+            <w:r>
+              <w:t>Αριθμός</w:t>
+            </w:r>
+            <w:proofErr w:type="spellEnd"/>
+            <w:r>
+              <w:t xml:space="preserve"> </w:t>
+            </w:r>
+            <w:r>
+              <w:rPr>
+                <w:lang w:val="el-GR"/>
+              </w:rPr>
+              <w:t xml:space="preserve">Εξωτερικών </w:t>
+            </w:r>
+            <w:proofErr w:type="spellStart"/>
+            <w:r>
+              <w:t>Νημάτων</w:t>
+            </w:r>
+            <w:proofErr w:type="spellEnd"/>
+            <w:r>
+              <w:t xml:space="preserve"> (P)</w:t>
+            </w:r>
+          </w:p>
+        </w:tc>
+        <w:tc>
+          <w:tcPr>
+            <w:tcW w:w="1863" w:type="dxa"/>
+          </w:tcPr>
+          <w:p>
+            <w:pPr>
+              <w:jc w:val="center"/>
+              <w:rPr>
+                <w:lang w:val="el-GR"/>
+              </w:rPr>
+            </w:pPr>
+          </w:p>
+          <w:p>
+            <w:pPr>
+              <w:jc w:val="center"/>
+            </w:pPr>
+            <w:proofErr w:type="spellStart"/>
+            <w:r>
+              <w:t>Χρόνος</w:t>
+            </w:r>
+            <w:proofErr w:type="spellEnd"/>
+            <w:r>
+              <w:t xml:space="preserve"> </w:t>
+            </w:r>
+            <w:proofErr w:type="spellStart"/>
+            <w:r>
+              <w:t>Εκτέλεσης</w:t>
+            </w:r>
+            <w:proofErr w:type="spellEnd"/>
+            <w:r>
+              <w:t xml:space="preserve"> </w:t>
+            </w:r>
+            <w:r>
+              <w:rPr>
+                <w:lang w:val="el-GR"/>
+              </w:rPr>
+              <w:t>(</w:t>
+            </w:r>
+            <w:r>
+              <w:t>mc3)</w:t>
+            </w:r>
+          </w:p>
+        </w:tc>
+        <w:tc>
+          <w:tcPr>
+            <w:tcW w:w="2080" w:type="dxa"/>
+          </w:tcPr>
+          <w:p>
+            <w:pPr>
+              <w:jc w:val="center"/>
+              <w:rPr>
+                <w:lang w:val="el-GR"/>
+              </w:rPr>
+            </w:pPr>
+          </w:p>
+          <w:p>
+            <w:pPr>
+              <w:jc w:val="center"/>
+            </w:pPr>
+            <w:proofErr w:type="spellStart"/>
+            <w:r>
+              <w:t>Χρόνος</w:t>
+            </w:r>
+            <w:proofErr w:type="spellEnd"/>
+            <w:r>
+              <w:rPr>
+                <w:lang w:val="el-GR"/>
+              </w:rPr>
+              <w:t xml:space="preserve"> </w:t>
+            </w:r>
+            <w:proofErr w:type="spellStart"/>
+            <w:r>
+              <w:t>Εκτέλεσης</w:t>
+            </w:r>
+            <w:proofErr w:type="spellEnd"/>
+          </w:p>
+          <w:p>
+            <w:pPr>
+              <w:jc w:val="center"/>
+              <w:rPr>
+                <w:lang w:val="el-GR"/>
+              </w:rPr>
+            </w:pPr>
+            <w:r>
+              <w:rPr>
+                <w:lang w:val="el-GR"/>
+              </w:rPr>
+              <w:t>(</w:t>
+            </w:r>
+            <w:r>
+              <w:t>mc2)</w:t>
+            </w:r>
+          </w:p>
+        </w:tc>
+        <w:tc>
+          <w:tcPr>
+            <w:tcW w:w="1710" w:type="dxa"/>
+          </w:tcPr>
+          <w:p>
+            <w:pPr>
+              <w:jc w:val="center"/>
+              <w:rPr>
+                <w:lang w:val="el-GR"/>
+              </w:rPr>
+            </w:pPr>
+          </w:p>
+          <w:p>
+            <w:pPr>
+              <w:jc w:val="center"/>
+            </w:pPr>
+            <w:r>
+              <w:t>Speedup</w:t>
+            </w:r>
+          </w:p>
+          <w:p>
+            <w:pPr>
+              <w:jc w:val="center"/>
+            </w:pPr>
+          </w:p>
+        </w:tc>
+      </w:tr>
+      <w:tr>
+        <w:trPr>
+          <w:jc w:val="center"/>
+        </w:trPr>
+        <w:tc>
+          <w:tcPr>
+            <w:tcW w:w="1952" w:type="dxa"/>
+          </w:tcPr>
+          <w:p>
+            <w:pPr>
+              <w:jc w:val="center"/>
+              <w:rPr>
+                <w:lang w:val="el-GR"/>
+              </w:rPr>
+            </w:pPr>
+            <w:r>
+              <w:rPr>
+                <w:lang w:val="el-GR"/>
+              </w:rPr>
+              <w:t>1</w:t>
+            </w:r>
+          </w:p>
+        </w:tc>
+        <w:tc>
+          <w:tcPr>
+            <w:tcW w:w="1863" w:type="dxa"/>
+          </w:tcPr>
+          <w:p>
+            <w:pPr>
+              <w:jc w:val="center"/>
+            </w:pPr>
+            <w:r>
+              <w:t>49.072687 s</w:t>
+            </w:r>
+          </w:p>
+        </w:tc>
+        <w:tc>
+          <w:tcPr>
+            <w:tcW w:w="2080" w:type="dxa"/>
+          </w:tcPr>
+          <w:p>
+            <w:pPr>
+              <w:jc w:val="center"/>
+            </w:pPr>
+            <w:r>
+              <w:t>48.653588 s</w:t>
+            </w:r>
+          </w:p>
+        </w:tc>
+        <w:tc>
+          <w:tcPr>
+            <w:tcW w:w="1710" w:type="dxa"/>
+          </w:tcPr>
+          <w:p>
+            <w:pPr>
+              <w:jc w:val="center"/>
+            </w:pPr>
+            <w:r>
+              <w:t>1.00x</w:t>
+            </w:r>
+          </w:p>
+        </w:tc>
+      </w:tr>
+      <w:tr>
+        <w:trPr>
+          <w:jc w:val="center"/>
+        </w:trPr>
+        <w:tc>
+          <w:tcPr>
+            <w:tcW w:w="1952" w:type="dxa"/>
+          </w:tcPr>
+          <w:p>
+            <w:pPr>
+              <w:jc w:val="center"/>
+              <w:rPr>
+                <w:lang w:val="el-GR"/>
+              </w:rPr>
+            </w:pPr>
+            <w:r>
+              <w:rPr>
+                <w:lang w:val="el-GR"/>
+              </w:rPr>
+              <w:t>2</w:t>
+            </w:r>
+          </w:p>
+        </w:tc>
+        <w:tc>
+          <w:tcPr>
+            <w:tcW w:w="1863" w:type="dxa"/>
+          </w:tcPr>
+          <w:p>
+            <w:pPr>
+              <w:jc w:val="center"/>
+            </w:pPr>
+            <w:r>
+              <w:t>27.131490 s</w:t>
+            </w:r>
+          </w:p>
+        </w:tc>
+        <w:tc>
+          <w:tcPr>
+            <w:tcW w:w="2080" w:type="dxa"/>
+          </w:tcPr>
+          <w:p>
+            <w:pPr>
+              <w:jc w:val="center"/>
+            </w:pPr>
+            <w:r>
+              <w:t>25.989653 s</w:t>
+            </w:r>
+          </w:p>
+        </w:tc>
+        <w:tc>
+          <w:tcPr>
+            <w:tcW w:w="1710" w:type="dxa"/>
+          </w:tcPr>
+          <w:p>
+            <w:pPr>
+              <w:jc w:val="center"/>
+            </w:pPr>
+            <w:r>
+              <w:t>1.80</w:t>
+            </w:r>
+            <w:r>
+              <w:t>x</w:t>
+            </w:r>
+          </w:p>
+        </w:tc>
+      </w:tr>
+      <w:tr>
+        <w:trPr>
+          <w:jc w:val="center"/>
+        </w:trPr>
+        <w:tc>
+          <w:tcPr>
+            <w:tcW w:w="1952" w:type="dxa"/>
+          </w:tcPr>
+          <w:p>
+            <w:pPr>
+              <w:jc w:val="center"/>
+              <w:rPr>
+                <w:lang w:val="el-GR"/>
+              </w:rPr>
+            </w:pPr>
+            <w:r>
+              <w:rPr>
+                <w:lang w:val="el-GR"/>
+              </w:rPr>
+              <w:t>4</w:t>
+            </w:r>
+          </w:p>
+        </w:tc>
+        <w:tc>
+          <w:tcPr>
+            <w:tcW w:w="1863" w:type="dxa"/>
+          </w:tcPr>
+          <w:p>
+            <w:pPr>
+              <w:jc w:val="center"/>
+            </w:pPr>
+            <w:r>
+              <w:t>12.019792 s</w:t>
+            </w:r>
+          </w:p>
+        </w:tc>
+        <w:tc>
+          <w:tcPr>
+            <w:tcW w:w="2080" w:type="dxa"/>
+          </w:tcPr>
+          <w:p>
+            <w:pPr>
+              <w:jc w:val="center"/>
+            </w:pPr>
+            <w:r>
+              <w:t>11.735589 s</w:t>
+            </w:r>
+          </w:p>
+        </w:tc>
+        <w:tc>
+          <w:tcPr>
+            <w:tcW w:w="1710" w:type="dxa"/>
+          </w:tcPr>
+          <w:p>
+            <w:pPr>
+              <w:jc w:val="center"/>
+            </w:pPr>
+            <w:r>
+              <w:t>4.08x</w:t>
+            </w:r>
+          </w:p>
+        </w:tc>
+      </w:tr>
+      <w:tr>
+        <w:trPr>
+          <w:jc w:val="center"/>
+        </w:trPr>
+        <w:tc>
+          <w:tcPr>
+            <w:tcW w:w="1952" w:type="dxa"/>
+          </w:tcPr>
+          <w:p>
+            <w:pPr>
+              <w:jc w:val="center"/>
+              <w:rPr>
+                <w:lang w:val="el-GR"/>
+              </w:rPr>
+            </w:pPr>
+            <w:r>
+              <w:rPr>
+                <w:lang w:val="el-GR"/>
+              </w:rPr>
+              <w:t>6</w:t>
+            </w:r>
+          </w:p>
+        </w:tc>
+        <w:tc>
+          <w:tcPr>
+            <w:tcW w:w="1863" w:type="dxa"/>
+          </w:tcPr>
+          <w:p>
+            <w:pPr>
+              <w:jc w:val="center"/>
+            </w:pPr>
+            <w:r>
+              <w:t>10.624898 s</w:t>
+            </w:r>
+          </w:p>
+        </w:tc>
+        <w:tc>
+          <w:tcPr>
+            <w:tcW w:w="2080" w:type="dxa"/>
+          </w:tcPr>
+          <w:p>
+            <w:pPr>
+              <w:jc w:val="center"/>
+            </w:pPr>
+            <w:r>
+              <w:t>10.678732 s</w:t>
+            </w:r>
+          </w:p>
+        </w:tc>
+        <w:tc>
+          <w:tcPr>
+            <w:tcW w:w="1710" w:type="dxa"/>
+          </w:tcPr>
+          <w:p>
+            <w:pPr>
+              <w:jc w:val="center"/>
+            </w:pPr>
+            <w:r>
+              <w:t>4.61x</w:t>
+            </w:r>
+          </w:p>
+        </w:tc>
+      </w:tr>
+      <w:tr>
+        <w:trPr>
+          <w:jc w:val="center"/>
+        </w:trPr>
+        <w:tc>
+          <w:tcPr>
+            <w:tcW w:w="1952" w:type="dxa"/>
+          </w:tcPr>
+          <w:p>
+            <w:pPr>
+              <w:jc w:val="center"/>
+              <w:rPr>
+                <w:lang w:val="el-GR"/>
+              </w:rPr>
+            </w:pPr>
+            <w:r>
+              <w:rPr>
+                <w:lang w:val="el-GR"/>
+              </w:rPr>
+              <w:t>8</w:t>
+            </w:r>
+          </w:p>
+        </w:tc>
+        <w:tc>
+          <w:tcPr>
+            <w:tcW w:w="1863" w:type="dxa"/>
+          </w:tcPr>
+          <w:p>
+            <w:pPr>
+              <w:jc w:val="center"/>
+            </w:pPr>
+            <w:r>
+              <w:t>9.983541 s</w:t>
+            </w:r>
+          </w:p>
+        </w:tc>
+        <w:tc>
+          <w:tcPr>
+            <w:tcW w:w="2080" w:type="dxa"/>
+          </w:tcPr>
+          <w:p>
+            <w:pPr>
+              <w:jc w:val="center"/>
+            </w:pPr>
+            <w:r>
+              <w:t>9.480194 s</w:t>
+            </w:r>
+          </w:p>
+        </w:tc>
+        <w:tc>
+          <w:tcPr>
+            <w:tcW w:w="1710" w:type="dxa"/>
+          </w:tcPr>
+          <w:p>
+            <w:pPr>
+              <w:jc w:val="center"/>
+            </w:pPr>
+            <w:r>
+              <w:t>4.91x</w:t>
+            </w:r>
+          </w:p>
+        </w:tc>
+      </w:tr>
+      <w:tr>
+        <w:trPr>
+          <w:jc w:val="center"/>
+        </w:trPr>
+        <w:tc>
+          <w:tcPr>
+            <w:tcW w:w="1952" w:type="dxa"/>
+          </w:tcPr>
+          <w:p>
+            <w:pPr>
+              <w:jc w:val="center"/>
+              <w:rPr>
+                <w:lang w:val="el-GR"/>
+              </w:rPr>
+            </w:pPr>
+            <w:r>
+              <w:t>10</w:t>
+            </w:r>
+          </w:p>
+        </w:tc>
+        <w:tc>
+          <w:tcPr>
+            <w:tcW w:w="1863" w:type="dxa"/>
+          </w:tcPr>
+          <w:p>
+            <w:pPr>
+              <w:jc w:val="center"/>
+            </w:pPr>
+            <w:r>
+              <w:t>13.215803 s</w:t>
+            </w:r>
+          </w:p>
+        </w:tc>
+        <w:tc>
+          <w:tcPr>
+            <w:tcW w:w="2080" w:type="dxa"/>
+          </w:tcPr>
+          <w:p>
+            <w:pPr>
+              <w:jc w:val="center"/>
+            </w:pPr>
+            <w:r>
+              <w:t>12.064932 s</w:t>
+            </w:r>
+          </w:p>
+        </w:tc>
+        <w:tc>
+          <w:tcPr>
+            <w:tcW w:w="1710" w:type="dxa"/>
+          </w:tcPr>
+          <w:p>
+            <w:pPr>
+              <w:jc w:val="center"/>
+            </w:pPr>
+            <w:r>
+              <w:t>3.71x</w:t>
+            </w:r>
+          </w:p>
+        </w:tc>
+      </w:tr>
+    </w:tbl>
+    <w:p>
+      <w:pPr>
+        <w:rPr>
           <w:lang w:val="el-GR"/>
         </w:rPr>
       </w:pPr>
@@ -7566,9 +9502,62 @@
         <w:rPr>
           <w:b/>
           <w:bCs/>
-          <w:lang w:val="el-GR"/>
-        </w:rPr>
-      </w:pPr>
+        </w:rPr>
+      </w:pPr>
+      <w:r>
+        <w:rPr>
+          <w:b/>
+          <w:bCs/>
+        </w:rPr>
+        <w:t xml:space="preserve">Screenshots </w:t>
+      </w:r>
+      <w:r>
+        <w:rPr>
+          <w:b/>
+          <w:bCs/>
+          <w:lang w:val="el-GR"/>
+        </w:rPr>
+        <w:t>Εκτέλεσης</w:t>
+      </w:r>
+      <w:r>
+        <w:t xml:space="preserve"> </w:t>
+      </w:r>
+      <w:r>
+        <w:rPr>
+          <w:b/>
+          <w:bCs/>
+        </w:rPr>
+        <w:t>ex</w:t>
+      </w:r>
+      <w:r>
+        <w:rPr>
+          <w:b/>
+          <w:bCs/>
+        </w:rPr>
+        <w:t>02_</w:t>
+      </w:r>
+      <w:r>
+        <w:rPr>
+          <w:b/>
+          <w:bCs/>
+        </w:rPr>
+        <w:t>mc</w:t>
+      </w:r>
+      <w:r>
+        <w:rPr>
+          <w:b/>
+          <w:bCs/>
+          <w:lang w:val="el-GR"/>
+        </w:rPr>
+        <w:t>3</w:t>
+      </w:r>
+      <w:r>
+        <w:rPr>
+          <w:b/>
+          <w:bCs/>
+        </w:rPr>
+        <w:t>:</w:t>
+      </w:r>
     </w:p>
     <w:p>
       <w:pPr>
@@ -7578,12 +9567,515 @@
           <w:lang w:val="el-GR"/>
         </w:rPr>
       </w:pPr>
+      <w:r>
+        <w:rPr>
+          <w:b/>
+          <w:bCs/>
+        </w:rPr>
+        <w:t>P=1</w:t>
+      </w:r>
     </w:p>
     <w:p>
       <w:pPr>
         <w:rPr>
           <w:b/>
           <w:bCs/>
+          <w:lang w:val="el-GR"/>
+        </w:rPr>
+      </w:pPr>
+      <w:r>
+        <w:rPr>
+          <w:b/>
+          <w:bCs/>
+          <w:noProof/>
+          <w:lang w:val="el-GR"/>
+        </w:rPr>
+        <w:drawing>
+          <wp:inline distT="0" distB="0" distL="0" distR="0" wp14:anchorId="4A40102B" wp14:editId="56683E38">
+            <wp:extent cx="5486400" cy="1719580"/>
+            <wp:effectExtent l="0" t="0" r="0" b="0"/>
+            <wp:docPr id="971950339" name="Picture 1" descr="A screen shot of a computer code&#10;&#10;AI-generated content may be incorrect."/>
+            <wp:cNvGraphicFramePr>
+              <a:graphicFrameLocks xmlns:a="http://schemas.openxmlformats.org/drawingml/2006/main" noChangeAspect="1"/>
+            </wp:cNvGraphicFramePr>
+            <a:graphic xmlns:a="http://schemas.openxmlformats.org/drawingml/2006/main">
+              <a:graphicData uri="http://schemas.openxmlformats.org/drawingml/2006/picture">
+                <pic:pic xmlns:pic="http://schemas.openxmlformats.org/drawingml/2006/picture">
+                  <pic:nvPicPr>
+                    <pic:cNvPr id="971950339" name="Picture 1" descr="A screen shot of a computer code&#10;&#10;AI-generated content may be incorrect."/>
+                    <pic:cNvPicPr/>
+                  </pic:nvPicPr>
+                  <pic:blipFill>
+                    <a:blip r:embed="rId24"/>
+                    <a:stretch>
+                      <a:fillRect/>
+                    </a:stretch>
+                  </pic:blipFill>
+                  <pic:spPr>
+                    <a:xfrm>
+                      <a:off x="0" y="0"/>
+                      <a:ext cx="5486400" cy="1719580"/>
+                    </a:xfrm>
+                    <a:prstGeom prst="rect">
+                      <a:avLst/>
+                    </a:prstGeom>
+                  </pic:spPr>
+                </pic:pic>
+              </a:graphicData>
+            </a:graphic>
+          </wp:inline>
+        </w:drawing>
+      </w:r>
+    </w:p>
+    <w:p>
+      <w:pPr>
+        <w:rPr>
+          <w:b/>
+          <w:bCs/>
+          <w:lang w:val="el-GR"/>
+        </w:rPr>
+      </w:pPr>
+    </w:p>
+    <w:p>
+      <w:pPr>
+        <w:rPr>
+          <w:b/>
+          <w:bCs/>
+          <w:lang w:val="el-GR"/>
+        </w:rPr>
+      </w:pPr>
+      <w:r>
+        <w:rPr>
+          <w:b/>
+          <w:bCs/>
+        </w:rPr>
+        <w:lastRenderedPageBreak/>
+        <w:t>P=</w:t>
+      </w:r>
+      <w:r>
+        <w:rPr>
+          <w:b/>
+          <w:bCs/>
+          <w:lang w:val="el-GR"/>
+        </w:rPr>
+        <w:t>2</w:t>
+      </w:r>
+    </w:p>
+    <w:p>
+      <w:pPr>
+        <w:rPr>
+          <w:b/>
+          <w:bCs/>
+          <w:lang w:val="el-GR"/>
+        </w:rPr>
+      </w:pPr>
+      <w:r>
+        <w:rPr>
+          <w:b/>
+          <w:bCs/>
+          <w:noProof/>
+          <w:lang w:val="el-GR"/>
+        </w:rPr>
+        <w:drawing>
+          <wp:inline distT="0" distB="0" distL="0" distR="0" wp14:anchorId="40F7629E" wp14:editId="16358104">
+            <wp:extent cx="5486400" cy="1706880"/>
+            <wp:effectExtent l="0" t="0" r="0" b="7620"/>
+            <wp:docPr id="1643748559" name="Picture 1" descr="A screen shot of a computer program&#10;&#10;AI-generated content may be incorrect."/>
+            <wp:cNvGraphicFramePr>
+              <a:graphicFrameLocks xmlns:a="http://schemas.openxmlformats.org/drawingml/2006/main" noChangeAspect="1"/>
+            </wp:cNvGraphicFramePr>
+            <a:graphic xmlns:a="http://schemas.openxmlformats.org/drawingml/2006/main">
+              <a:graphicData uri="http://schemas.openxmlformats.org/drawingml/2006/picture">
+                <pic:pic xmlns:pic="http://schemas.openxmlformats.org/drawingml/2006/picture">
+                  <pic:nvPicPr>
+                    <pic:cNvPr id="1643748559" name="Picture 1" descr="A screen shot of a computer program&#10;&#10;AI-generated content may be incorrect."/>
+                    <pic:cNvPicPr/>
+                  </pic:nvPicPr>
+                  <pic:blipFill>
+                    <a:blip r:embed="rId25"/>
+                    <a:stretch>
+                      <a:fillRect/>
+                    </a:stretch>
+                  </pic:blipFill>
+                  <pic:spPr>
+                    <a:xfrm>
+                      <a:off x="0" y="0"/>
+                      <a:ext cx="5486400" cy="1706880"/>
+                    </a:xfrm>
+                    <a:prstGeom prst="rect">
+                      <a:avLst/>
+                    </a:prstGeom>
+                  </pic:spPr>
+                </pic:pic>
+              </a:graphicData>
+            </a:graphic>
+          </wp:inline>
+        </w:drawing>
+      </w:r>
+    </w:p>
+    <w:p>
+      <w:pPr>
+        <w:rPr>
+          <w:b/>
+          <w:bCs/>
+          <w:lang w:val="el-GR"/>
+        </w:rPr>
+      </w:pPr>
+      <w:r>
+        <w:rPr>
+          <w:b/>
+          <w:bCs/>
+        </w:rPr>
+        <w:t>P=</w:t>
+      </w:r>
+      <w:r>
+        <w:rPr>
+          <w:b/>
+          <w:bCs/>
+          <w:lang w:val="el-GR"/>
+        </w:rPr>
+        <w:t>4</w:t>
+      </w:r>
+    </w:p>
+    <w:p>
+      <w:pPr>
+        <w:rPr>
+          <w:b/>
+          <w:bCs/>
+          <w:lang w:val="el-GR"/>
+        </w:rPr>
+      </w:pPr>
+      <w:r>
+        <w:rPr>
+          <w:b/>
+          <w:bCs/>
+          <w:noProof/>
+          <w:lang w:val="el-GR"/>
+        </w:rPr>
+        <w:drawing>
+          <wp:inline distT="0" distB="0" distL="0" distR="0" wp14:anchorId="3DBC5144" wp14:editId="636C1728">
+            <wp:extent cx="5486400" cy="1713865"/>
+            <wp:effectExtent l="0" t="0" r="0" b="635"/>
+            <wp:docPr id="349551932" name="Picture 1" descr="A screen shot of a computer code&#10;&#10;AI-generated content may be incorrect."/>
+            <wp:cNvGraphicFramePr>
+              <a:graphicFrameLocks xmlns:a="http://schemas.openxmlformats.org/drawingml/2006/main" noChangeAspect="1"/>
+            </wp:cNvGraphicFramePr>
+            <a:graphic xmlns:a="http://schemas.openxmlformats.org/drawingml/2006/main">
+              <a:graphicData uri="http://schemas.openxmlformats.org/drawingml/2006/picture">
+                <pic:pic xmlns:pic="http://schemas.openxmlformats.org/drawingml/2006/picture">
+                  <pic:nvPicPr>
+                    <pic:cNvPr id="349551932" name="Picture 1" descr="A screen shot of a computer code&#10;&#10;AI-generated content may be incorrect."/>
+                    <pic:cNvPicPr/>
+                  </pic:nvPicPr>
+                  <pic:blipFill>
+                    <a:blip r:embed="rId26"/>
+                    <a:stretch>
+                      <a:fillRect/>
+                    </a:stretch>
+                  </pic:blipFill>
+                  <pic:spPr>
+                    <a:xfrm>
+                      <a:off x="0" y="0"/>
+                      <a:ext cx="5486400" cy="1713865"/>
+                    </a:xfrm>
+                    <a:prstGeom prst="rect">
+                      <a:avLst/>
+                    </a:prstGeom>
+                  </pic:spPr>
+                </pic:pic>
+              </a:graphicData>
+            </a:graphic>
+          </wp:inline>
+        </w:drawing>
+      </w:r>
+    </w:p>
+    <w:p>
+      <w:pPr>
+        <w:rPr>
+          <w:b/>
+          <w:bCs/>
+          <w:lang w:val="el-GR"/>
+        </w:rPr>
+      </w:pPr>
+      <w:r>
+        <w:rPr>
+          <w:b/>
+          <w:bCs/>
+        </w:rPr>
+        <w:t>P=</w:t>
+      </w:r>
+      <w:r>
+        <w:rPr>
+          <w:b/>
+          <w:bCs/>
+          <w:lang w:val="el-GR"/>
+        </w:rPr>
+        <w:t>6</w:t>
+      </w:r>
+    </w:p>
+    <w:p>
+      <w:pPr>
+        <w:rPr>
+          <w:b/>
+          <w:bCs/>
+          <w:lang w:val="el-GR"/>
+        </w:rPr>
+      </w:pPr>
+      <w:r>
+        <w:rPr>
+          <w:b/>
+          <w:bCs/>
+          <w:noProof/>
+          <w:lang w:val="el-GR"/>
+        </w:rPr>
+        <w:drawing>
+          <wp:inline distT="0" distB="0" distL="0" distR="0" wp14:anchorId="69536796" wp14:editId="59D5CA99">
+            <wp:extent cx="5486400" cy="1717675"/>
+            <wp:effectExtent l="0" t="0" r="0" b="0"/>
+            <wp:docPr id="275250921" name="Picture 1" descr="A screen shot of a computer screen&#10;&#10;AI-generated content may be incorrect."/>
+            <wp:cNvGraphicFramePr>
+              <a:graphicFrameLocks xmlns:a="http://schemas.openxmlformats.org/drawingml/2006/main" noChangeAspect="1"/>
+            </wp:cNvGraphicFramePr>
+            <a:graphic xmlns:a="http://schemas.openxmlformats.org/drawingml/2006/main">
+              <a:graphicData uri="http://schemas.openxmlformats.org/drawingml/2006/picture">
+                <pic:pic xmlns:pic="http://schemas.openxmlformats.org/drawingml/2006/picture">
+                  <pic:nvPicPr>
+                    <pic:cNvPr id="275250921" name="Picture 1" descr="A screen shot of a computer screen&#10;&#10;AI-generated content may be incorrect."/>
+                    <pic:cNvPicPr/>
+                  </pic:nvPicPr>
+                  <pic:blipFill>
+                    <a:blip r:embed="rId27"/>
+                    <a:stretch>
+                      <a:fillRect/>
+                    </a:stretch>
+                  </pic:blipFill>
+                  <pic:spPr>
+                    <a:xfrm>
+                      <a:off x="0" y="0"/>
+                      <a:ext cx="5486400" cy="1717675"/>
+                    </a:xfrm>
+                    <a:prstGeom prst="rect">
+                      <a:avLst/>
+                    </a:prstGeom>
+                  </pic:spPr>
+                </pic:pic>
+              </a:graphicData>
+            </a:graphic>
+          </wp:inline>
+        </w:drawing>
+      </w:r>
+    </w:p>
+    <w:p>
+      <w:pPr>
+        <w:rPr>
+          <w:b/>
+          <w:bCs/>
+          <w:lang w:val="el-GR"/>
+        </w:rPr>
+      </w:pPr>
+    </w:p>
+    <w:p>
+      <w:pPr>
+        <w:rPr>
+          <w:b/>
+          <w:bCs/>
+          <w:lang w:val="el-GR"/>
+        </w:rPr>
+      </w:pPr>
+    </w:p>
+    <w:p>
+      <w:pPr>
+        <w:rPr>
+          <w:b/>
+          <w:bCs/>
+          <w:lang w:val="el-GR"/>
+        </w:rPr>
+      </w:pPr>
+    </w:p>
+    <w:p>
+      <w:pPr>
+        <w:rPr>
+          <w:b/>
+          <w:bCs/>
+          <w:lang w:val="el-GR"/>
+        </w:rPr>
+      </w:pPr>
+    </w:p>
+    <w:p>
+      <w:pPr>
+        <w:rPr>
+          <w:b/>
+          <w:bCs/>
+          <w:lang w:val="el-GR"/>
+        </w:rPr>
+      </w:pPr>
+    </w:p>
+    <w:p>
+      <w:pPr>
+        <w:rPr>
+          <w:b/>
+          <w:bCs/>
+          <w:lang w:val="el-GR"/>
+        </w:rPr>
+      </w:pPr>
+      <w:r>
+        <w:rPr>
+          <w:b/>
+          <w:bCs/>
+        </w:rPr>
+        <w:lastRenderedPageBreak/>
+        <w:t>P=</w:t>
+      </w:r>
+      <w:r>
+        <w:rPr>
+          <w:b/>
+          <w:bCs/>
+          <w:lang w:val="el-GR"/>
+        </w:rPr>
+        <w:t>8</w:t>
+      </w:r>
+    </w:p>
+    <w:p>
+      <w:pPr>
+        <w:rPr>
+          <w:b/>
+          <w:bCs/>
+          <w:lang w:val="el-GR"/>
+        </w:rPr>
+      </w:pPr>
+      <w:r>
+        <w:rPr>
+          <w:b/>
+          <w:bCs/>
+          <w:noProof/>
+          <w:lang w:val="el-GR"/>
+        </w:rPr>
+        <w:drawing>
+          <wp:inline distT="0" distB="0" distL="0" distR="0" wp14:anchorId="68B76844" wp14:editId="4712DE1E">
+            <wp:extent cx="5486400" cy="1707515"/>
+            <wp:effectExtent l="0" t="0" r="0" b="6985"/>
+            <wp:docPr id="569646673" name="Picture 1" descr="A screen shot of a computer screen&#10;&#10;AI-generated content may be incorrect."/>
+            <wp:cNvGraphicFramePr>
+              <a:graphicFrameLocks xmlns:a="http://schemas.openxmlformats.org/drawingml/2006/main" noChangeAspect="1"/>
+            </wp:cNvGraphicFramePr>
+            <a:graphic xmlns:a="http://schemas.openxmlformats.org/drawingml/2006/main">
+              <a:graphicData uri="http://schemas.openxmlformats.org/drawingml/2006/picture">
+                <pic:pic xmlns:pic="http://schemas.openxmlformats.org/drawingml/2006/picture">
+                  <pic:nvPicPr>
+                    <pic:cNvPr id="569646673" name="Picture 1" descr="A screen shot of a computer screen&#10;&#10;AI-generated content may be incorrect."/>
+                    <pic:cNvPicPr/>
+                  </pic:nvPicPr>
+                  <pic:blipFill>
+                    <a:blip r:embed="rId28"/>
+                    <a:stretch>
+                      <a:fillRect/>
+                    </a:stretch>
+                  </pic:blipFill>
+                  <pic:spPr>
+                    <a:xfrm>
+                      <a:off x="0" y="0"/>
+                      <a:ext cx="5486400" cy="1707515"/>
+                    </a:xfrm>
+                    <a:prstGeom prst="rect">
+                      <a:avLst/>
+                    </a:prstGeom>
+                  </pic:spPr>
+                </pic:pic>
+              </a:graphicData>
+            </a:graphic>
+          </wp:inline>
+        </w:drawing>
+      </w:r>
+    </w:p>
+    <w:p>
+      <w:pPr>
+        <w:rPr>
+          <w:b/>
+          <w:bCs/>
+        </w:rPr>
+      </w:pPr>
+      <w:r>
+        <w:rPr>
+          <w:b/>
+          <w:bCs/>
+        </w:rPr>
+        <w:t>P=</w:t>
+      </w:r>
+      <w:r>
+        <w:rPr>
+          <w:b/>
+          <w:bCs/>
+          <w:lang w:val="el-GR"/>
+        </w:rPr>
+        <w:t>10</w:t>
+      </w:r>
+    </w:p>
+    <w:p>
+      <w:pPr>
+        <w:rPr>
+          <w:b/>
+          <w:bCs/>
+          <w:lang w:val="el-GR"/>
+        </w:rPr>
+      </w:pPr>
+      <w:r>
+        <w:rPr>
+          <w:b/>
+          <w:bCs/>
+          <w:noProof/>
+          <w:lang w:val="el-GR"/>
+        </w:rPr>
+        <w:drawing>
+          <wp:inline distT="0" distB="0" distL="0" distR="0" wp14:anchorId="0048B64B" wp14:editId="7DEA35E0">
+            <wp:extent cx="5486400" cy="1713230"/>
+            <wp:effectExtent l="0" t="0" r="0" b="1270"/>
+            <wp:docPr id="1226876431" name="Picture 1" descr="A screen shot of a computer code&#10;&#10;AI-generated content may be incorrect."/>
+            <wp:cNvGraphicFramePr>
+              <a:graphicFrameLocks xmlns:a="http://schemas.openxmlformats.org/drawingml/2006/main" noChangeAspect="1"/>
+            </wp:cNvGraphicFramePr>
+            <a:graphic xmlns:a="http://schemas.openxmlformats.org/drawingml/2006/main">
+              <a:graphicData uri="http://schemas.openxmlformats.org/drawingml/2006/picture">
+                <pic:pic xmlns:pic="http://schemas.openxmlformats.org/drawingml/2006/picture">
+                  <pic:nvPicPr>
+                    <pic:cNvPr id="1226876431" name="Picture 1" descr="A screen shot of a computer code&#10;&#10;AI-generated content may be incorrect."/>
+                    <pic:cNvPicPr/>
+                  </pic:nvPicPr>
+                  <pic:blipFill>
+                    <a:blip r:embed="rId29"/>
+                    <a:stretch>
+                      <a:fillRect/>
+                    </a:stretch>
+                  </pic:blipFill>
+                  <pic:spPr>
+                    <a:xfrm>
+                      <a:off x="0" y="0"/>
+                      <a:ext cx="5486400" cy="1713230"/>
+                    </a:xfrm>
+                    <a:prstGeom prst="rect">
+                      <a:avLst/>
+                    </a:prstGeom>
+                  </pic:spPr>
+                </pic:pic>
+              </a:graphicData>
+            </a:graphic>
+          </wp:inline>
+        </w:drawing>
+      </w:r>
+    </w:p>
+    <w:p>
+      <w:pPr>
+        <w:rPr>
+          <w:b/>
+          <w:bCs/>
+          <w:lang w:val="el-GR"/>
+        </w:rPr>
+      </w:pPr>
+    </w:p>
+    <w:p>
+      <w:pPr>
+        <w:rPr>
+          <w:b/>
+          <w:bCs/>
           <w:sz w:val="30"/>
           <w:szCs w:val="30"/>
           <w:lang w:val="el-GR"/>
@@ -7963,6 +10455,7 @@
           <w:bCs/>
           <w:lang w:val="el-GR"/>
         </w:rPr>
+        <w:lastRenderedPageBreak/>
         <w:t>Παρατήρηση:</w:t>
       </w:r>
       <w:r>
@@ -8032,14 +10525,7 @@
         <w:rPr>
           <w:lang w:val="el-GR"/>
         </w:rPr>
-        <w:t xml:space="preserve">), καθώς ορισμένα ολοκληρώματα υπολογίζονται </w:t>
-      </w:r>
-      <w:r>
-        <w:rPr>
-          <w:lang w:val="el-GR"/>
-        </w:rPr>
-        <w:lastRenderedPageBreak/>
-        <w:t xml:space="preserve">ταχύτερα από άλλα. Αντίθετα, στο </w:t>
+        <w:t xml:space="preserve">), καθώς ορισμένα ολοκληρώματα υπολογίζονται ταχύτερα από άλλα. Αντίθετα, στο </w:t>
       </w:r>
       <w:r>
         <w:t>ex</w:t>
@@ -9416,6 +11902,155 @@
     </w:lvl>
   </w:abstractNum>
   <w:abstractNum w:abstractNumId="15" w15:restartNumberingAfterBreak="0">
+    <w:nsid w:val="254049C0"/>
+    <w:multiLevelType w:val="multilevel"/>
+    <w:tmpl w:val="044AE6A0"/>
+    <w:lvl w:ilvl="0">
+      <w:start w:val="1"/>
+      <w:numFmt w:val="bullet"/>
+      <w:lvlText w:val=""/>
+      <w:lvlJc w:val="left"/>
+      <w:pPr>
+        <w:tabs>
+          <w:tab w:val="num" w:pos="720"/>
+        </w:tabs>
+        <w:ind w:left="720" w:hanging="360"/>
+      </w:pPr>
+      <w:rPr>
+        <w:rFonts w:ascii="Symbol" w:hAnsi="Symbol" w:hint="default"/>
+        <w:sz w:val="20"/>
+      </w:rPr>
+    </w:lvl>
+    <w:lvl w:ilvl="1" w:tentative="1">
+      <w:start w:val="1"/>
+      <w:numFmt w:val="bullet"/>
+      <w:lvlText w:val="o"/>
+      <w:lvlJc w:val="left"/>
+      <w:pPr>
+        <w:tabs>
+          <w:tab w:val="num" w:pos="1440"/>
+        </w:tabs>
+        <w:ind w:left="1440" w:hanging="360"/>
+      </w:pPr>
+      <w:rPr>
+        <w:rFonts w:ascii="Courier New" w:hAnsi="Courier New" w:hint="default"/>
+        <w:sz w:val="20"/>
+      </w:rPr>
+    </w:lvl>
+    <w:lvl w:ilvl="2" w:tentative="1">
+      <w:start w:val="1"/>
+      <w:numFmt w:val="bullet"/>
+      <w:lvlText w:val=""/>
+      <w:lvlJc w:val="left"/>
+      <w:pPr>
+        <w:tabs>
+          <w:tab w:val="num" w:pos="2160"/>
+        </w:tabs>
+        <w:ind w:left="2160" w:hanging="360"/>
+      </w:pPr>
+      <w:rPr>
+        <w:rFonts w:ascii="Wingdings" w:hAnsi="Wingdings" w:hint="default"/>
+        <w:sz w:val="20"/>
+      </w:rPr>
+    </w:lvl>
+    <w:lvl w:ilvl="3" w:tentative="1">
+      <w:start w:val="1"/>
+      <w:numFmt w:val="bullet"/>
+      <w:lvlText w:val=""/>
+      <w:lvlJc w:val="left"/>
+      <w:pPr>
+        <w:tabs>
+          <w:tab w:val="num" w:pos="2880"/>
+        </w:tabs>
+        <w:ind w:left="2880" w:hanging="360"/>
+      </w:pPr>
+      <w:rPr>
+        <w:rFonts w:ascii="Wingdings" w:hAnsi="Wingdings" w:hint="default"/>
+        <w:sz w:val="20"/>
+      </w:rPr>
+    </w:lvl>
+    <w:lvl w:ilvl="4" w:tentative="1">
+      <w:start w:val="1"/>
+      <w:numFmt w:val="bullet"/>
+      <w:lvlText w:val=""/>
+      <w:lvlJc w:val="left"/>
+      <w:pPr>
+        <w:tabs>
+          <w:tab w:val="num" w:pos="3600"/>
+        </w:tabs>
+        <w:ind w:left="3600" w:hanging="360"/>
+      </w:pPr>
+      <w:rPr>
+        <w:rFonts w:ascii="Wingdings" w:hAnsi="Wingdings" w:hint="default"/>
+        <w:sz w:val="20"/>
+      </w:rPr>
+    </w:lvl>
+    <w:lvl w:ilvl="5" w:tentative="1">
+      <w:start w:val="1"/>
+      <w:numFmt w:val="bullet"/>
+      <w:lvlText w:val=""/>
+      <w:lvlJc w:val="left"/>
+      <w:pPr>
+        <w:tabs>
+          <w:tab w:val="num" w:pos="4320"/>
+        </w:tabs>
+        <w:ind w:left="4320" w:hanging="360"/>
+      </w:pPr>
+      <w:rPr>
+        <w:rFonts w:ascii="Wingdings" w:hAnsi="Wingdings" w:hint="default"/>
+        <w:sz w:val="20"/>
+      </w:rPr>
+    </w:lvl>
+    <w:lvl w:ilvl="6" w:tentative="1">
+      <w:start w:val="1"/>
+      <w:numFmt w:val="bullet"/>
+      <w:lvlText w:val=""/>
+      <w:lvlJc w:val="left"/>
+      <w:pPr>
+        <w:tabs>
+          <w:tab w:val="num" w:pos="5040"/>
+        </w:tabs>
+        <w:ind w:left="5040" w:hanging="360"/>
+      </w:pPr>
+      <w:rPr>
+        <w:rFonts w:ascii="Wingdings" w:hAnsi="Wingdings" w:hint="default"/>
+        <w:sz w:val="20"/>
+      </w:rPr>
+    </w:lvl>
+    <w:lvl w:ilvl="7" w:tentative="1">
+      <w:start w:val="1"/>
+      <w:numFmt w:val="bullet"/>
+      <w:lvlText w:val=""/>
+      <w:lvlJc w:val="left"/>
+      <w:pPr>
+        <w:tabs>
+          <w:tab w:val="num" w:pos="5760"/>
+        </w:tabs>
+        <w:ind w:left="5760" w:hanging="360"/>
+      </w:pPr>
+      <w:rPr>
+        <w:rFonts w:ascii="Wingdings" w:hAnsi="Wingdings" w:hint="default"/>
+        <w:sz w:val="20"/>
+      </w:rPr>
+    </w:lvl>
+    <w:lvl w:ilvl="8" w:tentative="1">
+      <w:start w:val="1"/>
+      <w:numFmt w:val="bullet"/>
+      <w:lvlText w:val=""/>
+      <w:lvlJc w:val="left"/>
+      <w:pPr>
+        <w:tabs>
+          <w:tab w:val="num" w:pos="6480"/>
+        </w:tabs>
+        <w:ind w:left="6480" w:hanging="360"/>
+      </w:pPr>
+      <w:rPr>
+        <w:rFonts w:ascii="Wingdings" w:hAnsi="Wingdings" w:hint="default"/>
+        <w:sz w:val="20"/>
+      </w:rPr>
+    </w:lvl>
+  </w:abstractNum>
+  <w:abstractNum w:abstractNumId="16" w15:restartNumberingAfterBreak="0">
     <w:nsid w:val="47D62C37"/>
     <w:multiLevelType w:val="multilevel"/>
     <w:tmpl w:val="DCBCD3F0"/>
@@ -9532,7 +12167,7 @@
       </w:pPr>
     </w:lvl>
   </w:abstractNum>
-  <w:abstractNum w:abstractNumId="16" w15:restartNumberingAfterBreak="0">
+  <w:abstractNum w:abstractNumId="17" w15:restartNumberingAfterBreak="0">
     <w:nsid w:val="47DA34AE"/>
     <w:multiLevelType w:val="multilevel"/>
     <w:tmpl w:val="F12A7020"/>
@@ -9681,7 +12316,152 @@
       </w:rPr>
     </w:lvl>
   </w:abstractNum>
-  <w:abstractNum w:abstractNumId="17" w15:restartNumberingAfterBreak="0">
+  <w:abstractNum w:abstractNumId="18" w15:restartNumberingAfterBreak="0">
+    <w:nsid w:val="49A15EA7"/>
+    <w:multiLevelType w:val="multilevel"/>
+    <w:tmpl w:val="0BE80234"/>
+    <w:lvl w:ilvl="0">
+      <w:start w:val="1"/>
+      <w:numFmt w:val="bullet"/>
+      <w:lvlText w:val=""/>
+      <w:lvlJc w:val="left"/>
+      <w:pPr>
+        <w:tabs>
+          <w:tab w:val="num" w:pos="720"/>
+        </w:tabs>
+        <w:ind w:left="720" w:hanging="360"/>
+      </w:pPr>
+      <w:rPr>
+        <w:rFonts w:ascii="Symbol" w:hAnsi="Symbol" w:hint="default"/>
+        <w:sz w:val="20"/>
+      </w:rPr>
+    </w:lvl>
+    <w:lvl w:ilvl="1">
+      <w:start w:val="1"/>
+      <w:numFmt w:val="bullet"/>
+      <w:lvlText w:val="o"/>
+      <w:lvlJc w:val="left"/>
+      <w:pPr>
+        <w:tabs>
+          <w:tab w:val="num" w:pos="1440"/>
+        </w:tabs>
+        <w:ind w:left="1440" w:hanging="360"/>
+      </w:pPr>
+      <w:rPr>
+        <w:rFonts w:ascii="Courier New" w:hAnsi="Courier New" w:hint="default"/>
+        <w:sz w:val="20"/>
+      </w:rPr>
+    </w:lvl>
+    <w:lvl w:ilvl="2">
+      <w:start w:val="1"/>
+      <w:numFmt w:val="decimal"/>
+      <w:lvlText w:val="%3."/>
+      <w:lvlJc w:val="left"/>
+      <w:pPr>
+        <w:tabs>
+          <w:tab w:val="num" w:pos="2160"/>
+        </w:tabs>
+        <w:ind w:left="2160" w:hanging="360"/>
+      </w:pPr>
+    </w:lvl>
+    <w:lvl w:ilvl="3" w:tentative="1">
+      <w:start w:val="1"/>
+      <w:numFmt w:val="bullet"/>
+      <w:lvlText w:val=""/>
+      <w:lvlJc w:val="left"/>
+      <w:pPr>
+        <w:tabs>
+          <w:tab w:val="num" w:pos="2880"/>
+        </w:tabs>
+        <w:ind w:left="2880" w:hanging="360"/>
+      </w:pPr>
+      <w:rPr>
+        <w:rFonts w:ascii="Wingdings" w:hAnsi="Wingdings" w:hint="default"/>
+        <w:sz w:val="20"/>
+      </w:rPr>
+    </w:lvl>
+    <w:lvl w:ilvl="4" w:tentative="1">
+      <w:start w:val="1"/>
+      <w:numFmt w:val="bullet"/>
+      <w:lvlText w:val=""/>
+      <w:lvlJc w:val="left"/>
+      <w:pPr>
+        <w:tabs>
+          <w:tab w:val="num" w:pos="3600"/>
+        </w:tabs>
+        <w:ind w:left="3600" w:hanging="360"/>
+      </w:pPr>
+      <w:rPr>
+        <w:rFonts w:ascii="Wingdings" w:hAnsi="Wingdings" w:hint="default"/>
+        <w:sz w:val="20"/>
+      </w:rPr>
+    </w:lvl>
+    <w:lvl w:ilvl="5" w:tentative="1">
+      <w:start w:val="1"/>
+      <w:numFmt w:val="bullet"/>
+      <w:lvlText w:val=""/>
+      <w:lvlJc w:val="left"/>
+      <w:pPr>
+        <w:tabs>
+          <w:tab w:val="num" w:pos="4320"/>
+        </w:tabs>
+        <w:ind w:left="4320" w:hanging="360"/>
+      </w:pPr>
+      <w:rPr>
+        <w:rFonts w:ascii="Wingdings" w:hAnsi="Wingdings" w:hint="default"/>
+        <w:sz w:val="20"/>
+      </w:rPr>
+    </w:lvl>
+    <w:lvl w:ilvl="6" w:tentative="1">
+      <w:start w:val="1"/>
+      <w:numFmt w:val="bullet"/>
+      <w:lvlText w:val=""/>
+      <w:lvlJc w:val="left"/>
+      <w:pPr>
+        <w:tabs>
+          <w:tab w:val="num" w:pos="5040"/>
+        </w:tabs>
+        <w:ind w:left="5040" w:hanging="360"/>
+      </w:pPr>
+      <w:rPr>
+        <w:rFonts w:ascii="Wingdings" w:hAnsi="Wingdings" w:hint="default"/>
+        <w:sz w:val="20"/>
+      </w:rPr>
+    </w:lvl>
+    <w:lvl w:ilvl="7" w:tentative="1">
+      <w:start w:val="1"/>
+      <w:numFmt w:val="bullet"/>
+      <w:lvlText w:val=""/>
+      <w:lvlJc w:val="left"/>
+      <w:pPr>
+        <w:tabs>
+          <w:tab w:val="num" w:pos="5760"/>
+        </w:tabs>
+        <w:ind w:left="5760" w:hanging="360"/>
+      </w:pPr>
+      <w:rPr>
+        <w:rFonts w:ascii="Wingdings" w:hAnsi="Wingdings" w:hint="default"/>
+        <w:sz w:val="20"/>
+      </w:rPr>
+    </w:lvl>
+    <w:lvl w:ilvl="8" w:tentative="1">
+      <w:start w:val="1"/>
+      <w:numFmt w:val="bullet"/>
+      <w:lvlText w:val=""/>
+      <w:lvlJc w:val="left"/>
+      <w:pPr>
+        <w:tabs>
+          <w:tab w:val="num" w:pos="6480"/>
+        </w:tabs>
+        <w:ind w:left="6480" w:hanging="360"/>
+      </w:pPr>
+      <w:rPr>
+        <w:rFonts w:ascii="Wingdings" w:hAnsi="Wingdings" w:hint="default"/>
+        <w:sz w:val="20"/>
+      </w:rPr>
+    </w:lvl>
+  </w:abstractNum>
+  <w:abstractNum w:abstractNumId="19" w15:restartNumberingAfterBreak="0">
     <w:nsid w:val="56850391"/>
     <w:multiLevelType w:val="multilevel"/>
     <w:tmpl w:val="DC16D6CA"/>
@@ -9830,7 +12610,7 @@
       </w:rPr>
     </w:lvl>
   </w:abstractNum>
-  <w:abstractNum w:abstractNumId="18" w15:restartNumberingAfterBreak="0">
+  <w:abstractNum w:abstractNumId="20" w15:restartNumberingAfterBreak="0">
     <w:nsid w:val="620F15B7"/>
     <w:multiLevelType w:val="multilevel"/>
     <w:tmpl w:val="F12A7020"/>
@@ -9979,7 +12759,7 @@
       </w:rPr>
     </w:lvl>
   </w:abstractNum>
-  <w:abstractNum w:abstractNumId="19" w15:restartNumberingAfterBreak="0">
+  <w:abstractNum w:abstractNumId="21" w15:restartNumberingAfterBreak="0">
     <w:nsid w:val="62523002"/>
     <w:multiLevelType w:val="multilevel"/>
     <w:tmpl w:val="04F0A81E"/>
@@ -10128,7 +12908,7 @@
       </w:rPr>
     </w:lvl>
   </w:abstractNum>
-  <w:abstractNum w:abstractNumId="20" w15:restartNumberingAfterBreak="0">
+  <w:abstractNum w:abstractNumId="22" w15:restartNumberingAfterBreak="0">
     <w:nsid w:val="66506AFC"/>
     <w:multiLevelType w:val="multilevel"/>
     <w:tmpl w:val="2C38CAC0"/>
@@ -10277,7 +13057,7 @@
       </w:rPr>
     </w:lvl>
   </w:abstractNum>
-  <w:abstractNum w:abstractNumId="21" w15:restartNumberingAfterBreak="0">
+  <w:abstractNum w:abstractNumId="23" w15:restartNumberingAfterBreak="0">
     <w:nsid w:val="75F16CB9"/>
     <w:multiLevelType w:val="multilevel"/>
     <w:tmpl w:val="A9EC35E8"/>
@@ -10454,19 +13234,19 @@
     <w:abstractNumId w:val="0"/>
   </w:num>
   <w:num w:numId="10" w16cid:durableId="1098985290">
-    <w:abstractNumId w:val="21"/>
+    <w:abstractNumId w:val="23"/>
   </w:num>
   <w:num w:numId="11" w16cid:durableId="198277027">
-    <w:abstractNumId w:val="19"/>
+    <w:abstractNumId w:val="21"/>
   </w:num>
   <w:num w:numId="12" w16cid:durableId="2122383433">
     <w:abstractNumId w:val="9"/>
   </w:num>
   <w:num w:numId="13" w16cid:durableId="900940424">
-    <w:abstractNumId w:val="18"/>
+    <w:abstractNumId w:val="20"/>
   </w:num>
   <w:num w:numId="14" w16cid:durableId="820392402">
-    <w:abstractNumId w:val="16"/>
+    <w:abstractNumId w:val="17"/>
   </w:num>
   <w:num w:numId="15" w16cid:durableId="369184089">
     <w:abstractNumId w:val="11"/>
@@ -10478,7 +13258,7 @@
     <w:abstractNumId w:val="13"/>
   </w:num>
   <w:num w:numId="18" w16cid:durableId="311100021">
-    <w:abstractNumId w:val="15"/>
+    <w:abstractNumId w:val="16"/>
   </w:num>
   <w:num w:numId="19" w16cid:durableId="330060289">
     <w:abstractNumId w:val="12"/>
@@ -10487,10 +13267,16 @@
     <w:abstractNumId w:val="14"/>
   </w:num>
   <w:num w:numId="21" w16cid:durableId="1027411234">
-    <w:abstractNumId w:val="17"/>
+    <w:abstractNumId w:val="19"/>
   </w:num>
   <w:num w:numId="22" w16cid:durableId="1528563172">
-    <w:abstractNumId w:val="20"/>
+    <w:abstractNumId w:val="22"/>
+  </w:num>
+  <w:num w:numId="23" w16cid:durableId="1878807408">
+    <w:abstractNumId w:val="18"/>
+  </w:num>
+  <w:num w:numId="24" w16cid:durableId="216669792">
+    <w:abstractNumId w:val="15"/>
   </w:num>
 </w:numbering>
 </file>
@@ -10884,7 +13670,7 @@
   <w:style w:type="paragraph" w:default="1" w:styleId="Normal">
     <w:name w:val="Normal"/>
     <w:qFormat/>
-    <w:rsid w:val="00E66791"/>
+    <w:rsid w:val="00FF5642"/>
     <w:rPr>
       <w:rFonts w:ascii="Calibri" w:hAnsi="Calibri"/>
     </w:rPr>
